--- a/sit202_networking/task63h/Answer.docx
+++ b/sit202_networking/task63h/Answer.docx
@@ -10,29 +10,12 @@
         <w:ind/>
         <w:rPr/>
       </w:pPr>
-      <w:r>
-        <w:t xml:space="preserve">Task </w:t>
-      </w:r>
+      <w:r/>
       <w:r>
         <w:rPr>
           <w:lang w:val="en-US"/>
         </w:rPr>
-        <w:t xml:space="preserve">6.3</w:t>
-      </w:r>
-      <w:r>
-        <w:rPr>
-          <w:lang w:val="en-US"/>
-        </w:rPr>
-        <w:t xml:space="preserve">H</w:t>
-      </w:r>
-      <w:r>
-        <w:t xml:space="preserve"> - </w:t>
-      </w:r>
-      <w:r>
-        <w:rPr>
-          <w:lang w:val="en-US"/>
-        </w:rPr>
-        <w:t xml:space="preserve">QUIC</w:t>
+        <w:t xml:space="preserve">QUIC – Research Report</w:t>
       </w:r>
       <w:r/>
     </w:p>
@@ -4840,8 +4823,38 @@
         </w:rPr>
         <w:t xml:space="preserve">QUIC</w:t>
       </w:r>
+      <w:r>
+        <w:rPr>
+          <w:lang w:val="en-US"/>
+        </w:rPr>
+        <w:t xml:space="preserve"> improves the security by encrypting and </w:t>
+      </w:r>
+      <w:r>
+        <w:rPr>
+          <w:lang w:val="en-US"/>
+        </w:rPr>
+        <w:t xml:space="preserve">authenticating</w:t>
+      </w:r>
+      <w:r>
+        <w:rPr>
+          <w:lang w:val="en-US"/>
+        </w:rPr>
+        <w:t xml:space="preserve"> more parts of the connection compared to a regular TCP + TLS setup. </w:t>
+      </w:r>
       <w:r/>
+    </w:p>
+    <w:p>
+      <w:pPr>
+        <w:pStyle w:val="869"/>
+        <w:pBdr/>
+        <w:spacing/>
+        <w:ind/>
+        <w:rPr/>
+      </w:pPr>
       <w:r/>
+      <w:r>
+        <w:t xml:space="preserve">More transport information is protected</w:t>
+      </w:r>
       <w:r/>
       <w:r/>
     </w:p>
@@ -4852,26 +4865,33 @@
         <w:ind/>
         <w:rPr/>
       </w:pPr>
-      <w:r/>
+      <w:r>
+        <w:rPr>
+          <w:lang w:val="en-US"/>
+        </w:rPr>
+        <w:t xml:space="preserve">TCP acknowledgements are a part of the normal TCP header and they aren’t cryptographically authenticated. In QUIC, ACK frames are also carried inside authenticated packets. This makes it much more harder for someone on the network to forge acknowledgment packets or interfere with loss recovery. </w:t>
+      </w:r>
       <w:r/>
     </w:p>
     <w:p>
       <w:pPr>
+        <w:pStyle w:val="869"/>
         <w:pBdr/>
         <w:spacing/>
         <w:ind/>
         <w:rPr/>
       </w:pPr>
-      <w:r/>
-      <w:r/>
-    </w:p>
-    <w:p>
-      <w:pPr>
-        <w:pBdr/>
-        <w:spacing/>
-        <w:ind/>
-        <w:rPr/>
-      </w:pPr>
+      <w:r>
+        <w:rPr>
+          <w:lang w:val="en-US"/>
+        </w:rPr>
+      </w:r>
+      <w:r>
+        <w:rPr>
+          <w:lang w:val="en-US"/>
+        </w:rPr>
+        <w:t xml:space="preserve">Encryption is mandatory</w:t>
+      </w:r>
       <w:r>
         <w:rPr>
           <w:lang w:val="en-US"/>
@@ -4886,6 +4906,33 @@
         <w:ind/>
         <w:rPr/>
       </w:pPr>
+      <w:r>
+        <w:rPr>
+          <w:lang w:val="en-US"/>
+        </w:rPr>
+        <w:t xml:space="preserve">QUIC is encrypted – there’s no unencrypted version. QUIC always uses TLS1.3, allowing for more advanced security features like forward secrecy and many others to be built in right into the connection. </w:t>
+      </w:r>
+      <w:r>
+        <w:rPr>
+          <w:color w:val="ff0000"/>
+          <w:lang w:val="en-US"/>
+        </w:rPr>
+        <w:t xml:space="preserve">If someone captures any encrypted QUIC traffic now and later gets access to the servers long terms private key, that alone should not let them decrypt the old traffic.  </w:t>
+      </w:r>
+      <w:r/>
+    </w:p>
+    <w:p>
+      <w:pPr>
+        <w:pStyle w:val="869"/>
+        <w:pBdr/>
+        <w:spacing/>
+        <w:ind/>
+        <w:rPr/>
+      </w:pPr>
+      <w:r/>
+      <w:r>
+        <w:t xml:space="preserve">Connection settings are protected</w:t>
+      </w:r>
       <w:r/>
       <w:r/>
     </w:p>
@@ -4894,6 +4941,73 @@
         <w:pBdr/>
         <w:spacing/>
         <w:ind/>
+        <w:rPr>
+          <w:highlight w:val="none"/>
+          <w:lang w:val="en-US"/>
+        </w:rPr>
+      </w:pPr>
+      <w:r>
+        <w:rPr>
+          <w:lang w:val="en-US"/>
+        </w:rPr>
+        <w:t xml:space="preserve">QUIC also protects its transport parameters during the TLS handshake. Since this too is encrypted, this will protect us against downgrade attacks. </w:t>
+      </w:r>
+      <w:r/>
+    </w:p>
+    <w:p>
+      <w:pPr>
+        <w:pStyle w:val="869"/>
+        <w:pBdr/>
+        <w:spacing/>
+        <w:ind/>
+        <w:rPr/>
+      </w:pPr>
+      <w:r>
+        <w:rPr>
+          <w:highlight w:val="none"/>
+          <w:lang w:val="en-US"/>
+        </w:rPr>
+      </w:r>
+      <w:r>
+        <w:rPr>
+          <w:highlight w:val="none"/>
+          <w:lang w:val="en-US"/>
+        </w:rPr>
+        <w:t xml:space="preserve">The trade off</w:t>
+      </w:r>
+      <w:r>
+        <w:rPr>
+          <w:highlight w:val="none"/>
+          <w:lang w:val="en-US"/>
+        </w:rPr>
+      </w:r>
+      <w:r>
+        <w:rPr>
+          <w:highlight w:val="none"/>
+          <w:lang w:val="en-US"/>
+        </w:rPr>
+      </w:r>
+    </w:p>
+    <w:p>
+      <w:pPr>
+        <w:pBdr/>
+        <w:spacing/>
+        <w:ind/>
+        <w:rPr/>
+      </w:pPr>
+      <w:r>
+        <w:rPr>
+          <w:lang w:val="en-US"/>
+        </w:rPr>
+        <w:t xml:space="preserve">This obviously provides better privacy and security between two endpoints but it also means that other network devices (even legitimate security related ones) might not be able to inspect that data and function as intended. This makes traditional network monitoring and filtering more difficult. </w:t>
+      </w:r>
+      <w:r/>
+    </w:p>
+    <w:p>
+      <w:pPr>
+        <w:pBdr/>
+        <w:spacing/>
+        <w:ind/>
         <w:rPr/>
       </w:pPr>
       <w:r/>
@@ -4941,11 +5055,17 @@
     </w:p>
     <w:p>
       <w:pPr>
+        <w:pStyle w:val="867"/>
         <w:pBdr/>
         <w:spacing/>
         <w:ind/>
         <w:rPr/>
       </w:pPr>
+      <w:r/>
+      <w:r/>
+      <w:r>
+        <w:t xml:space="preserve">Key cryptographic mechanisms</w:t>
+      </w:r>
       <w:r/>
       <w:r/>
     </w:p>
@@ -4956,6 +5076,402 @@
         <w:ind/>
         <w:rPr/>
       </w:pPr>
+      <w:r>
+        <w:rPr>
+          <w:lang w:val="en-US"/>
+        </w:rPr>
+        <w:t xml:space="preserve">QUIC uses LTS1.3, which is directly integrated to the transport protocol instead of running it seperately on top. </w:t>
+      </w:r>
+      <w:r/>
+    </w:p>
+    <w:tbl>
+      <w:tblPr>
+        <w:tblStyle w:val="708"/>
+        <w:tblW w:w="0" w:type="auto"/>
+        <w:tblBorders/>
+        <w:tblLayout w:type="fixed"/>
+        <w:tblLook w:val="04A0" w:firstRow="1" w:lastRow="0" w:firstColumn="1" w:lastColumn="0" w:noHBand="0" w:noVBand="1"/>
+      </w:tblPr>
+      <w:tblGrid>
+        <w:gridCol w:w="2965"/>
+        <w:gridCol w:w="7501"/>
+      </w:tblGrid>
+      <w:tr>
+        <w:trPr/>
+        <w:tc>
+          <w:tcPr>
+            <w:tcBorders/>
+            <w:tcW w:w="2965" w:type="dxa"/>
+          </w:tcPr>
+          <w:p>
+            <w:pPr>
+              <w:pBdr/>
+              <w:spacing/>
+              <w:ind/>
+              <w:rPr>
+                <w:b/>
+                <w:bCs/>
+              </w:rPr>
+            </w:pPr>
+            <w:r>
+              <w:rPr>
+                <w:b/>
+                <w:bCs/>
+              </w:rPr>
+            </w:r>
+            <w:r>
+              <w:rPr>
+                <w:b/>
+                <w:bCs/>
+              </w:rPr>
+              <w:t xml:space="preserve">Goal</w:t>
+            </w:r>
+            <w:r>
+              <w:rPr>
+                <w:b/>
+                <w:bCs/>
+              </w:rPr>
+            </w:r>
+            <w:r>
+              <w:rPr>
+                <w:b/>
+                <w:bCs/>
+              </w:rPr>
+            </w:r>
+          </w:p>
+        </w:tc>
+        <w:tc>
+          <w:tcPr>
+            <w:tcBorders/>
+            <w:tcW w:w="7501" w:type="dxa"/>
+          </w:tcPr>
+          <w:p>
+            <w:pPr>
+              <w:pBdr/>
+              <w:spacing/>
+              <w:ind/>
+              <w:rPr>
+                <w:b/>
+                <w:bCs/>
+              </w:rPr>
+            </w:pPr>
+            <w:r>
+              <w:rPr>
+                <w:b/>
+                <w:bCs/>
+              </w:rPr>
+            </w:r>
+            <w:r>
+              <w:rPr>
+                <w:b/>
+                <w:bCs/>
+              </w:rPr>
+              <w:t xml:space="preserve">How QUIC does it</w:t>
+            </w:r>
+            <w:r>
+              <w:rPr>
+                <w:b/>
+                <w:bCs/>
+              </w:rPr>
+            </w:r>
+            <w:r>
+              <w:rPr>
+                <w:b/>
+                <w:bCs/>
+              </w:rPr>
+            </w:r>
+          </w:p>
+        </w:tc>
+      </w:tr>
+      <w:tr>
+        <w:trPr/>
+        <w:tc>
+          <w:tcPr>
+            <w:tcBorders/>
+            <w:tcW w:w="2965" w:type="dxa"/>
+          </w:tcPr>
+          <w:p>
+            <w:pPr>
+              <w:pBdr/>
+              <w:spacing/>
+              <w:ind/>
+              <w:rPr/>
+            </w:pPr>
+            <w:r/>
+            <w:r>
+              <w:t xml:space="preserve">Key exchange</w:t>
+            </w:r>
+            <w:r/>
+            <w:r/>
+          </w:p>
+        </w:tc>
+        <w:tc>
+          <w:tcPr>
+            <w:tcBorders/>
+            <w:tcW w:w="7501" w:type="dxa"/>
+          </w:tcPr>
+          <w:p>
+            <w:pPr>
+              <w:pBdr/>
+              <w:spacing/>
+              <w:ind/>
+              <w:rPr/>
+            </w:pPr>
+            <w:r/>
+            <w:r>
+              <w:t xml:space="preserve">Uses the TLS 1.3 handshake, carried inside CRYPTO frames instead of normal TLS records</w:t>
+            </w:r>
+            <w:r/>
+            <w:r/>
+          </w:p>
+        </w:tc>
+      </w:tr>
+      <w:tr>
+        <w:trPr/>
+        <w:tc>
+          <w:tcPr>
+            <w:tcBorders/>
+            <w:tcW w:w="2965" w:type="dxa"/>
+          </w:tcPr>
+          <w:p>
+            <w:pPr>
+              <w:pBdr/>
+              <w:spacing/>
+              <w:ind/>
+              <w:rPr/>
+            </w:pPr>
+            <w:r/>
+            <w:r>
+              <w:t xml:space="preserve">Authentication</w:t>
+            </w:r>
+            <w:r/>
+            <w:r/>
+          </w:p>
+        </w:tc>
+        <w:tc>
+          <w:tcPr>
+            <w:tcBorders/>
+            <w:tcW w:w="7501" w:type="dxa"/>
+          </w:tcPr>
+          <w:p>
+            <w:pPr>
+              <w:pBdr/>
+              <w:spacing/>
+              <w:ind/>
+              <w:rPr/>
+            </w:pPr>
+            <w:r/>
+            <w:r>
+              <w:t xml:space="preserve">The server presents an X.509 certificate, similar to normal HTTPS</w:t>
+            </w:r>
+            <w:r/>
+            <w:r/>
+          </w:p>
+        </w:tc>
+      </w:tr>
+      <w:tr>
+        <w:trPr/>
+        <w:tc>
+          <w:tcPr>
+            <w:tcBorders/>
+            <w:tcW w:w="2965" w:type="dxa"/>
+          </w:tcPr>
+          <w:p>
+            <w:pPr>
+              <w:pBdr/>
+              <w:spacing/>
+              <w:ind/>
+              <w:rPr/>
+            </w:pPr>
+            <w:r/>
+            <w:r>
+              <w:t xml:space="preserve">Confidentiality</w:t>
+            </w:r>
+            <w:r/>
+            <w:r/>
+          </w:p>
+        </w:tc>
+        <w:tc>
+          <w:tcPr>
+            <w:tcBorders/>
+            <w:tcW w:w="7501" w:type="dxa"/>
+          </w:tcPr>
+          <w:p>
+            <w:pPr>
+              <w:pBdr/>
+              <w:spacing/>
+              <w:ind/>
+              <w:rPr/>
+            </w:pPr>
+            <w:r/>
+            <w:r>
+              <w:t xml:space="preserve">Packets are encrypted using AEAD algorithms such as AES</w:t>
+            </w:r>
+            <w:r>
+              <w:rPr>
+                <w:lang w:val="en-US"/>
+              </w:rPr>
+              <w:t xml:space="preserve"> </w:t>
+            </w:r>
+            <w:r>
+              <w:t xml:space="preserve">GCM or ChaCha20</w:t>
+            </w:r>
+            <w:r>
+              <w:rPr>
+                <w:lang w:val="en-US"/>
+              </w:rPr>
+              <w:t xml:space="preserve"> </w:t>
+            </w:r>
+            <w:r>
+              <w:t xml:space="preserve">Poly1305</w:t>
+            </w:r>
+            <w:r/>
+            <w:r/>
+          </w:p>
+        </w:tc>
+      </w:tr>
+      <w:tr>
+        <w:trPr/>
+        <w:tc>
+          <w:tcPr>
+            <w:tcBorders/>
+            <w:tcW w:w="2965" w:type="dxa"/>
+          </w:tcPr>
+          <w:p>
+            <w:pPr>
+              <w:pBdr/>
+              <w:spacing/>
+              <w:ind/>
+              <w:rPr/>
+            </w:pPr>
+            <w:r/>
+            <w:r>
+              <w:t xml:space="preserve">Integrity</w:t>
+            </w:r>
+            <w:r/>
+            <w:r/>
+          </w:p>
+        </w:tc>
+        <w:tc>
+          <w:tcPr>
+            <w:tcBorders/>
+            <w:tcW w:w="7501" w:type="dxa"/>
+          </w:tcPr>
+          <w:p>
+            <w:pPr>
+              <w:pBdr/>
+              <w:spacing/>
+              <w:ind/>
+              <w:rPr/>
+            </w:pPr>
+            <w:r/>
+            <w:r>
+              <w:t xml:space="preserve">Each encrypted packet includes an authentication tag, so changes to the packet can be detected</w:t>
+            </w:r>
+            <w:r/>
+            <w:r/>
+          </w:p>
+        </w:tc>
+      </w:tr>
+      <w:tr>
+        <w:trPr/>
+        <w:tc>
+          <w:tcPr>
+            <w:tcBorders/>
+            <w:tcW w:w="2965" w:type="dxa"/>
+          </w:tcPr>
+          <w:p>
+            <w:pPr>
+              <w:pBdr/>
+              <w:spacing/>
+              <w:ind/>
+              <w:rPr/>
+            </w:pPr>
+            <w:r/>
+            <w:r>
+              <w:t xml:space="preserve">Header protection</w:t>
+            </w:r>
+            <w:r/>
+            <w:r/>
+          </w:p>
+        </w:tc>
+        <w:tc>
+          <w:tcPr>
+            <w:tcBorders/>
+            <w:tcW w:w="7501" w:type="dxa"/>
+          </w:tcPr>
+          <w:p>
+            <w:pPr>
+              <w:pBdr/>
+              <w:spacing/>
+              <w:ind/>
+              <w:rPr/>
+            </w:pPr>
+            <w:r/>
+            <w:r>
+              <w:t xml:space="preserve">A separate protection step hides information such as the packet number from anyone observing the traffic</w:t>
+            </w:r>
+            <w:r/>
+            <w:r/>
+          </w:p>
+        </w:tc>
+      </w:tr>
+      <w:tr>
+        <w:trPr/>
+        <w:tc>
+          <w:tcPr>
+            <w:tcBorders/>
+            <w:tcW w:w="2965" w:type="dxa"/>
+          </w:tcPr>
+          <w:p>
+            <w:pPr>
+              <w:pBdr/>
+              <w:spacing/>
+              <w:ind/>
+              <w:rPr/>
+            </w:pPr>
+            <w:r/>
+            <w:r>
+              <w:t xml:space="preserve">Forward secrecy</w:t>
+            </w:r>
+            <w:r/>
+            <w:r/>
+          </w:p>
+        </w:tc>
+        <w:tc>
+          <w:tcPr>
+            <w:tcBorders/>
+            <w:tcW w:w="7501" w:type="dxa"/>
+          </w:tcPr>
+          <w:p>
+            <w:pPr>
+              <w:pBdr/>
+              <w:spacing/>
+              <w:ind/>
+              <w:rPr/>
+            </w:pPr>
+            <w:r/>
+            <w:r>
+              <w:t xml:space="preserve">Uses ephemeral session keys, with support for updating keys during a connection</w:t>
+            </w:r>
+            <w:r/>
+            <w:r/>
+          </w:p>
+        </w:tc>
+      </w:tr>
+    </w:tbl>
+    <w:p>
+      <w:pPr>
+        <w:pStyle w:val="867"/>
+        <w:pBdr/>
+        <w:spacing/>
+        <w:ind/>
+        <w:rPr/>
+      </w:pPr>
+      <w:r/>
+      <w:r>
+        <w:t xml:space="preserve">Security threats and mitigations</w:t>
+      </w:r>
       <w:r/>
       <w:r/>
     </w:p>
@@ -4966,6 +5482,784 @@
         <w:ind/>
         <w:rPr/>
       </w:pPr>
+      <w:r>
+        <w:rPr>
+          <w:lang w:val="en-US"/>
+        </w:rPr>
+        <w:t xml:space="preserve">Even though QUIC improves the security overall in a lot of areas, it still has its own attacks and problems that should be dealt with. </w:t>
+      </w:r>
+      <w:r/>
+    </w:p>
+    <w:tbl>
+      <w:tblPr>
+        <w:tblStyle w:val="708"/>
+        <w:tblW w:w="0" w:type="auto"/>
+        <w:tblBorders/>
+        <w:tblLayout w:type="fixed"/>
+        <w:tblLook w:val="04A0" w:firstRow="1" w:lastRow="0" w:firstColumn="1" w:lastColumn="0" w:noHBand="0" w:noVBand="1"/>
+      </w:tblPr>
+      <w:tblGrid>
+        <w:gridCol w:w="1689"/>
+        <w:gridCol w:w="4394"/>
+        <w:gridCol w:w="4383"/>
+      </w:tblGrid>
+      <w:tr>
+        <w:trPr/>
+        <w:tc>
+          <w:tcPr>
+            <w:tcBorders/>
+            <w:tcW w:w="1689" w:type="dxa"/>
+          </w:tcPr>
+          <w:p>
+            <w:pPr>
+              <w:pBdr/>
+              <w:spacing/>
+              <w:ind/>
+              <w:rPr>
+                <w:b/>
+                <w:bCs/>
+              </w:rPr>
+            </w:pPr>
+            <w:r>
+              <w:rPr>
+                <w:b/>
+                <w:bCs/>
+              </w:rPr>
+            </w:r>
+            <w:r>
+              <w:rPr>
+                <w:b/>
+                <w:bCs/>
+              </w:rPr>
+              <w:t xml:space="preserve">Threat</w:t>
+            </w:r>
+            <w:r>
+              <w:rPr>
+                <w:b/>
+                <w:bCs/>
+              </w:rPr>
+            </w:r>
+            <w:r>
+              <w:rPr>
+                <w:b/>
+                <w:bCs/>
+              </w:rPr>
+            </w:r>
+          </w:p>
+        </w:tc>
+        <w:tc>
+          <w:tcPr>
+            <w:tcBorders/>
+            <w:tcW w:w="4394" w:type="dxa"/>
+          </w:tcPr>
+          <w:p>
+            <w:pPr>
+              <w:pBdr/>
+              <w:spacing/>
+              <w:ind/>
+              <w:rPr>
+                <w:b/>
+                <w:bCs/>
+              </w:rPr>
+            </w:pPr>
+            <w:r>
+              <w:rPr>
+                <w:b/>
+                <w:bCs/>
+              </w:rPr>
+            </w:r>
+            <w:r>
+              <w:rPr>
+                <w:b/>
+                <w:bCs/>
+              </w:rPr>
+              <w:t xml:space="preserve">What happens</w:t>
+            </w:r>
+            <w:r>
+              <w:rPr>
+                <w:b/>
+                <w:bCs/>
+              </w:rPr>
+            </w:r>
+            <w:r>
+              <w:rPr>
+                <w:b/>
+                <w:bCs/>
+              </w:rPr>
+            </w:r>
+          </w:p>
+        </w:tc>
+        <w:tc>
+          <w:tcPr>
+            <w:tcBorders/>
+            <w:tcW w:w="4383" w:type="dxa"/>
+          </w:tcPr>
+          <w:p>
+            <w:pPr>
+              <w:pBdr/>
+              <w:spacing/>
+              <w:ind/>
+              <w:rPr>
+                <w:b/>
+                <w:bCs/>
+              </w:rPr>
+            </w:pPr>
+            <w:r>
+              <w:rPr>
+                <w:b/>
+                <w:bCs/>
+              </w:rPr>
+            </w:r>
+            <w:r>
+              <w:rPr>
+                <w:b/>
+                <w:bCs/>
+              </w:rPr>
+              <w:t xml:space="preserve">Mitigation</w:t>
+            </w:r>
+            <w:r>
+              <w:rPr>
+                <w:b/>
+                <w:bCs/>
+              </w:rPr>
+            </w:r>
+            <w:r>
+              <w:rPr>
+                <w:b/>
+                <w:bCs/>
+              </w:rPr>
+            </w:r>
+          </w:p>
+        </w:tc>
+      </w:tr>
+      <w:tr>
+        <w:trPr/>
+        <w:tc>
+          <w:tcPr>
+            <w:tcBorders/>
+            <w:tcW w:w="1689" w:type="dxa"/>
+          </w:tcPr>
+          <w:p>
+            <w:pPr>
+              <w:pBdr/>
+              <w:spacing/>
+              <w:ind/>
+              <w:rPr/>
+            </w:pPr>
+            <w:r/>
+            <w:r>
+              <w:t xml:space="preserve">0</w:t>
+            </w:r>
+            <w:r>
+              <w:rPr>
+                <w:lang w:val="en-US"/>
+              </w:rPr>
+              <w:t xml:space="preserve"> </w:t>
+            </w:r>
+            <w:r>
+              <w:t xml:space="preserve">RTT replay</w:t>
+            </w:r>
+            <w:r/>
+            <w:r/>
+          </w:p>
+        </w:tc>
+        <w:tc>
+          <w:tcPr>
+            <w:tcBorders/>
+            <w:tcW w:w="4394" w:type="dxa"/>
+          </w:tcPr>
+          <w:p>
+            <w:pPr>
+              <w:pBdr/>
+              <w:spacing/>
+              <w:ind/>
+              <w:rPr/>
+            </w:pPr>
+            <w:r/>
+            <w:r>
+              <w:t xml:space="preserve">0</w:t>
+            </w:r>
+            <w:r>
+              <w:rPr>
+                <w:lang w:val="en-US"/>
+              </w:rPr>
+              <w:t xml:space="preserve"> </w:t>
+            </w:r>
+            <w:r>
+              <w:t xml:space="preserve">RTT data can be captured and replayed by an attacker</w:t>
+            </w:r>
+            <w:r/>
+            <w:r/>
+          </w:p>
+        </w:tc>
+        <w:tc>
+          <w:tcPr>
+            <w:tcBorders/>
+            <w:tcW w:w="4383" w:type="dxa"/>
+          </w:tcPr>
+          <w:p>
+            <w:pPr>
+              <w:pBdr/>
+              <w:spacing/>
+              <w:ind/>
+              <w:rPr>
+                <w:vertAlign w:val="baseline"/>
+              </w:rPr>
+            </w:pPr>
+            <w:r/>
+            <w:r>
+              <w:t xml:space="preserve">Only allow safe and repeatable requests to use 0</w:t>
+            </w:r>
+            <w:r>
+              <w:rPr>
+                <w:lang w:val="en-US"/>
+              </w:rPr>
+              <w:t xml:space="preserve"> </w:t>
+            </w:r>
+            <w:r>
+              <w:t xml:space="preserve">RTT</w:t>
+            </w:r>
+            <w:r>
+              <w:rPr>
+                <w:vertAlign w:val="superscript"/>
+                <w:lang w:val="en-US"/>
+              </w:rPr>
+              <w:t xml:space="preserve">[2]</w:t>
+            </w:r>
+            <w:r>
+              <w:rPr>
+                <w:vertAlign w:val="baseline"/>
+                <w:lang w:val="en-US"/>
+              </w:rPr>
+              <w:t xml:space="preserve">.</w:t>
+            </w:r>
+            <w:r>
+              <w:rPr>
+                <w:vertAlign w:val="baseline"/>
+              </w:rPr>
+            </w:r>
+          </w:p>
+        </w:tc>
+      </w:tr>
+      <w:tr>
+        <w:trPr/>
+        <w:tc>
+          <w:tcPr>
+            <w:tcBorders/>
+            <w:tcW w:w="1689" w:type="dxa"/>
+          </w:tcPr>
+          <w:p>
+            <w:pPr>
+              <w:pBdr/>
+              <w:spacing/>
+              <w:ind/>
+              <w:rPr/>
+            </w:pPr>
+            <w:r/>
+            <w:r>
+              <w:t xml:space="preserve">Amplification attack</w:t>
+            </w:r>
+            <w:r/>
+            <w:r/>
+          </w:p>
+        </w:tc>
+        <w:tc>
+          <w:tcPr>
+            <w:tcBorders/>
+            <w:tcW w:w="4394" w:type="dxa"/>
+          </w:tcPr>
+          <w:p>
+            <w:pPr>
+              <w:pBdr/>
+              <w:spacing/>
+              <w:ind/>
+              <w:rPr/>
+            </w:pPr>
+            <w:r/>
+            <w:r>
+              <w:t xml:space="preserve">An attacker spoofs a victim</w:t>
+            </w:r>
+            <w:r>
+              <w:rPr>
+                <w:lang w:val="en-US"/>
+              </w:rPr>
+              <w:t xml:space="preserve">’</w:t>
+            </w:r>
+            <w:r>
+              <w:t xml:space="preserve">s IP address, causing the server to send larger replies to the victim</w:t>
+            </w:r>
+            <w:r/>
+            <w:r/>
+          </w:p>
+        </w:tc>
+        <w:tc>
+          <w:tcPr>
+            <w:tcBorders/>
+            <w:tcW w:w="4383" w:type="dxa"/>
+          </w:tcPr>
+          <w:p>
+            <w:pPr>
+              <w:pBdr/>
+              <w:spacing/>
+              <w:ind/>
+              <w:rPr/>
+            </w:pPr>
+            <w:r/>
+            <w:r>
+              <w:t xml:space="preserve">Before the client's address is verified, the server cannot send more than 3× the amount of data it has received. Initial packets also have to be at least 1200 bytes</w:t>
+            </w:r>
+            <w:r>
+              <w:rPr>
+                <w:vertAlign w:val="superscript"/>
+                <w:lang w:val="en-US"/>
+              </w:rPr>
+              <w:t xml:space="preserve">[1]</w:t>
+            </w:r>
+            <w:r>
+              <w:rPr>
+                <w:lang w:val="en-US"/>
+              </w:rPr>
+              <w:t xml:space="preserve">.</w:t>
+            </w:r>
+            <w:r/>
+            <w:r/>
+          </w:p>
+        </w:tc>
+      </w:tr>
+      <w:tr>
+        <w:trPr/>
+        <w:tc>
+          <w:tcPr>
+            <w:tcBorders/>
+            <w:tcW w:w="1689" w:type="dxa"/>
+          </w:tcPr>
+          <w:p>
+            <w:pPr>
+              <w:pBdr/>
+              <w:spacing/>
+              <w:ind/>
+              <w:rPr/>
+            </w:pPr>
+            <w:r/>
+            <w:r>
+              <w:t xml:space="preserve">Handshake flooding</w:t>
+            </w:r>
+            <w:r/>
+            <w:r/>
+          </w:p>
+        </w:tc>
+        <w:tc>
+          <w:tcPr>
+            <w:tcBorders/>
+            <w:tcW w:w="4394" w:type="dxa"/>
+          </w:tcPr>
+          <w:p>
+            <w:pPr>
+              <w:pBdr/>
+              <w:spacing/>
+              <w:ind/>
+              <w:rPr/>
+            </w:pPr>
+            <w:r/>
+            <w:r>
+              <w:t xml:space="preserve">An attacker sends a large number of connection requests, forcing the server to repeatedly perform expensive cryptographic work. It is similar to a SYN flood, but can cost the server more CPU</w:t>
+            </w:r>
+            <w:r/>
+            <w:r/>
+          </w:p>
+        </w:tc>
+        <w:tc>
+          <w:tcPr>
+            <w:tcBorders/>
+            <w:tcW w:w="4383" w:type="dxa"/>
+          </w:tcPr>
+          <w:p>
+            <w:pPr>
+              <w:pBdr/>
+              <w:spacing/>
+              <w:ind/>
+              <w:rPr/>
+            </w:pPr>
+            <w:r/>
+            <w:r>
+              <w:t xml:space="preserve">Retry tokens can verify the client's address before the server does the expensive work, along with rate limiting new connections. </w:t>
+            </w:r>
+            <w:r/>
+            <w:r>
+              <w:rPr>
+                <w:highlight w:val="none"/>
+              </w:rPr>
+            </w:r>
+            <w:r>
+              <w:rPr>
+                <w:highlight w:val="none"/>
+              </w:rPr>
+            </w:r>
+            <w:r>
+              <w:rPr>
+                <w:highlight w:val="none"/>
+              </w:rPr>
+            </w:r>
+            <w:r/>
+          </w:p>
+          <w:p>
+            <w:pPr>
+              <w:pBdr/>
+              <w:spacing/>
+              <w:ind/>
+              <w:rPr>
+                <w:highlight w:val="none"/>
+              </w:rPr>
+            </w:pPr>
+            <w:r>
+              <w:t xml:space="preserve">Research has shown QUIC servers can use several times more CPU than TCP during this type of attack</w:t>
+            </w:r>
+            <w:r>
+              <w:rPr>
+                <w:vertAlign w:val="superscript"/>
+                <w:lang w:val="en-US"/>
+              </w:rPr>
+              <w:t xml:space="preserve">[8]</w:t>
+            </w:r>
+            <w:r>
+              <w:rPr>
+                <w:lang w:val="en-US"/>
+              </w:rPr>
+              <w:t xml:space="preserve">.</w:t>
+            </w:r>
+            <w:r/>
+            <w:r/>
+          </w:p>
+        </w:tc>
+      </w:tr>
+      <w:tr>
+        <w:trPr/>
+        <w:tc>
+          <w:tcPr>
+            <w:tcBorders/>
+            <w:tcW w:w="1689" w:type="dxa"/>
+          </w:tcPr>
+          <w:p>
+            <w:pPr>
+              <w:pBdr/>
+              <w:spacing/>
+              <w:ind/>
+              <w:rPr/>
+            </w:pPr>
+            <w:r>
+              <w:rPr>
+                <w:lang w:val="en-US"/>
+              </w:rPr>
+              <w:t xml:space="preserve">UDP flooding</w:t>
+            </w:r>
+            <w:r/>
+          </w:p>
+        </w:tc>
+        <w:tc>
+          <w:tcPr>
+            <w:tcBorders/>
+            <w:tcW w:w="4394" w:type="dxa"/>
+          </w:tcPr>
+          <w:p>
+            <w:pPr>
+              <w:pBdr/>
+              <w:spacing/>
+              <w:ind/>
+              <w:rPr/>
+            </w:pPr>
+            <w:r/>
+            <w:r>
+              <w:t xml:space="preserve">Large amounts of traffic are sent to UDP port 443 to overwhelm the server or network</w:t>
+            </w:r>
+            <w:r/>
+            <w:r/>
+          </w:p>
+        </w:tc>
+        <w:tc>
+          <w:tcPr>
+            <w:tcBorders/>
+            <w:tcW w:w="4383" w:type="dxa"/>
+          </w:tcPr>
+          <w:p>
+            <w:pPr>
+              <w:pBdr/>
+              <w:spacing/>
+              <w:ind/>
+              <w:rPr/>
+            </w:pPr>
+            <w:r/>
+            <w:r>
+              <w:t xml:space="preserve">Use DDoS protection and scrubbing services that understand QUIC traffic</w:t>
+            </w:r>
+            <w:r>
+              <w:rPr>
+                <w:vertAlign w:val="superscript"/>
+                <w:lang w:val="en-US"/>
+              </w:rPr>
+              <w:t xml:space="preserve">[9]</w:t>
+            </w:r>
+            <w:r>
+              <w:rPr>
+                <w:lang w:val="en-US"/>
+              </w:rPr>
+              <w:t xml:space="preserve">.</w:t>
+            </w:r>
+            <w:r/>
+          </w:p>
+        </w:tc>
+      </w:tr>
+      <w:tr>
+        <w:trPr/>
+        <w:tc>
+          <w:tcPr>
+            <w:tcBorders/>
+            <w:tcW w:w="1689" w:type="dxa"/>
+          </w:tcPr>
+          <w:p>
+            <w:pPr>
+              <w:pBdr/>
+              <w:spacing/>
+              <w:ind/>
+              <w:rPr/>
+            </w:pPr>
+            <w:r/>
+            <w:r>
+              <w:t xml:space="preserve">User tracking</w:t>
+            </w:r>
+            <w:r/>
+            <w:r/>
+          </w:p>
+        </w:tc>
+        <w:tc>
+          <w:tcPr>
+            <w:tcBorders/>
+            <w:tcW w:w="4394" w:type="dxa"/>
+          </w:tcPr>
+          <w:p>
+            <w:pPr>
+              <w:pBdr/>
+              <w:spacing/>
+              <w:ind/>
+              <w:rPr/>
+            </w:pPr>
+            <w:r/>
+            <w:r>
+              <w:t xml:space="preserve">If the same Connection ID is kept when moving between networks, an observer may be able to link the old and new IP addresses to the same user</w:t>
+            </w:r>
+            <w:r/>
+            <w:r/>
+          </w:p>
+        </w:tc>
+        <w:tc>
+          <w:tcPr>
+            <w:tcBorders/>
+            <w:tcW w:w="4383" w:type="dxa"/>
+          </w:tcPr>
+          <w:p>
+            <w:pPr>
+              <w:pBdr/>
+              <w:spacing/>
+              <w:ind/>
+              <w:rPr/>
+            </w:pPr>
+            <w:r/>
+            <w:r>
+              <w:t xml:space="preserve">Change to a fresh Connection ID when migrating between networks. NEW_CONNECTION_ID </w:t>
+            </w:r>
+            <w:r>
+              <w:rPr>
+                <w:lang w:val="en-US"/>
+              </w:rPr>
+              <w:t xml:space="preserve">frames should be able to do this.</w:t>
+            </w:r>
+            <w:r/>
+          </w:p>
+        </w:tc>
+      </w:tr>
+      <w:tr>
+        <w:trPr/>
+        <w:tc>
+          <w:tcPr>
+            <w:tcBorders/>
+            <w:tcW w:w="1689" w:type="dxa"/>
+          </w:tcPr>
+          <w:p>
+            <w:pPr>
+              <w:pBdr/>
+              <w:spacing/>
+              <w:ind/>
+              <w:rPr/>
+            </w:pPr>
+            <w:r/>
+            <w:r>
+              <w:t xml:space="preserve">Reduced defender visibility</w:t>
+            </w:r>
+            <w:r/>
+            <w:r/>
+          </w:p>
+        </w:tc>
+        <w:tc>
+          <w:tcPr>
+            <w:tcBorders/>
+            <w:tcW w:w="4394" w:type="dxa"/>
+          </w:tcPr>
+          <w:p>
+            <w:pPr>
+              <w:pBdr/>
+              <w:spacing/>
+              <w:ind/>
+              <w:rPr/>
+            </w:pPr>
+            <w:r/>
+            <w:r>
+              <w:t xml:space="preserve">Malicious traffic can be harder for network security tools to inspect because most QUIC traffic is encrypted</w:t>
+            </w:r>
+            <w:r/>
+            <w:r/>
+          </w:p>
+        </w:tc>
+        <w:tc>
+          <w:tcPr>
+            <w:tcBorders/>
+            <w:tcW w:w="4383" w:type="dxa"/>
+          </w:tcPr>
+          <w:p>
+            <w:pPr>
+              <w:pBdr/>
+              <w:spacing/>
+              <w:ind/>
+              <w:rPr>
+                <w:vertAlign w:val="baseline"/>
+              </w:rPr>
+            </w:pPr>
+            <w:r/>
+            <w:r>
+              <w:t xml:space="preserve">Inspect traffic at the endpoint instead, or block UDP/443 and force applications to fall back to TCP where required</w:t>
+            </w:r>
+            <w:r>
+              <w:rPr>
+                <w:vertAlign w:val="superscript"/>
+                <w:lang w:val="en-US"/>
+              </w:rPr>
+              <w:t xml:space="preserve">[4]</w:t>
+            </w:r>
+            <w:r>
+              <w:rPr>
+                <w:vertAlign w:val="baseline"/>
+                <w:lang w:val="en-US"/>
+              </w:rPr>
+              <w:t xml:space="preserve">.</w:t>
+            </w:r>
+            <w:r>
+              <w:rPr>
+                <w:vertAlign w:val="baseline"/>
+              </w:rPr>
+            </w:r>
+          </w:p>
+        </w:tc>
+      </w:tr>
+      <w:tr>
+        <w:trPr/>
+        <w:tc>
+          <w:tcPr>
+            <w:tcBorders/>
+            <w:tcW w:w="1689" w:type="dxa"/>
+          </w:tcPr>
+          <w:p>
+            <w:pPr>
+              <w:pBdr/>
+              <w:spacing/>
+              <w:ind/>
+              <w:rPr/>
+            </w:pPr>
+            <w:r/>
+            <w:r>
+              <w:t xml:space="preserve">Implementation bugs</w:t>
+            </w:r>
+            <w:r/>
+            <w:r/>
+          </w:p>
+        </w:tc>
+        <w:tc>
+          <w:tcPr>
+            <w:tcBorders/>
+            <w:tcW w:w="4394" w:type="dxa"/>
+          </w:tcPr>
+          <w:p>
+            <w:pPr>
+              <w:pBdr/>
+              <w:spacing/>
+              <w:ind/>
+              <w:rPr>
+                <w:vertAlign w:val="baseline"/>
+              </w:rPr>
+            </w:pPr>
+            <w:r/>
+            <w:r>
+              <w:t xml:space="preserve">The QUIC protocol itself can be secure while a particular implementation still contains vulnerabilities. Researchers fuzz-tested six production QUIC servers and found exploitable bugs in several of them</w:t>
+            </w:r>
+            <w:r>
+              <w:rPr>
+                <w:vertAlign w:val="superscript"/>
+                <w:lang w:val="en-US"/>
+              </w:rPr>
+              <w:t xml:space="preserve">[10]</w:t>
+            </w:r>
+            <w:r>
+              <w:rPr>
+                <w:vertAlign w:val="baseline"/>
+                <w:lang w:val="en-US"/>
+              </w:rPr>
+              <w:t xml:space="preserve">.</w:t>
+            </w:r>
+            <w:r>
+              <w:rPr>
+                <w:vertAlign w:val="baseline"/>
+              </w:rPr>
+            </w:r>
+          </w:p>
+        </w:tc>
+        <w:tc>
+          <w:tcPr>
+            <w:tcBorders/>
+            <w:tcW w:w="4383" w:type="dxa"/>
+          </w:tcPr>
+          <w:p>
+            <w:pPr>
+              <w:pBdr/>
+              <w:spacing/>
+              <w:ind/>
+              <w:rPr/>
+            </w:pPr>
+            <w:r/>
+            <w:r>
+              <w:t xml:space="preserve">Keep QUIC libraries patched and regularly perform interoperability and security testing</w:t>
+            </w:r>
+            <w:r>
+              <w:rPr>
+                <w:lang w:val="en-US"/>
+              </w:rPr>
+              <w:t xml:space="preserve">.</w:t>
+            </w:r>
+            <w:r/>
+            <w:r/>
+          </w:p>
+        </w:tc>
+      </w:tr>
+    </w:tbl>
+    <w:p>
+      <w:pPr>
+        <w:pStyle w:val="867"/>
+        <w:pBdr/>
+        <w:spacing/>
+        <w:ind/>
+        <w:rPr/>
+      </w:pPr>
+      <w:r/>
+      <w:r/>
+      <w:r>
+        <w:t xml:space="preserve">Scalability</w:t>
+      </w:r>
       <w:r/>
       <w:r/>
     </w:p>
@@ -4976,17 +6270,201 @@
         <w:ind/>
         <w:rPr/>
       </w:pPr>
+      <w:r>
+        <w:rPr>
+          <w:lang w:val="en-US"/>
+        </w:rPr>
+        <w:t xml:space="preserve">QUIC scales pretty well but it might put more pressure on the server compared to TCP. </w:t>
+      </w:r>
+      <w:r/>
+    </w:p>
+    <w:p>
+      <w:pPr>
+        <w:pStyle w:val="869"/>
+        <w:pBdr/>
+        <w:spacing/>
+        <w:ind/>
+        <w:rPr/>
+      </w:pPr>
+      <w:r>
+        <w:rPr>
+          <w:lang w:val="en-US"/>
+        </w:rPr>
+        <w:t xml:space="preserve">Peer Connections</w:t>
+      </w:r>
+      <w:r/>
+    </w:p>
+    <w:p>
+      <w:pPr>
+        <w:pBdr/>
+        <w:spacing/>
+        <w:ind/>
+        <w:rPr>
+          <w:highlight w:val="none"/>
+          <w:lang w:val="en-US"/>
+        </w:rPr>
+      </w:pPr>
+      <w:r>
+        <w:rPr>
+          <w:lang w:val="en-US"/>
+        </w:rPr>
+        <w:t xml:space="preserve">One single QUIC connection can carry multiple streams of data at the same time without one stream completely blocking the others. Flow control mainly works at two levels.</w:t>
+      </w:r>
+      <w:r/>
+    </w:p>
+    <w:p>
+      <w:pPr>
+        <w:pStyle w:val="893"/>
+        <w:numPr>
+          <w:ilvl w:val="0"/>
+          <w:numId w:val="3"/>
+        </w:numPr>
+        <w:pBdr/>
+        <w:spacing/>
+        <w:ind/>
+        <w:rPr/>
+      </w:pPr>
+      <w:r>
+        <w:rPr>
+          <w:highlight w:val="none"/>
+          <w:lang w:val="en-US"/>
+        </w:rPr>
+        <w:t xml:space="preserve">Per stream: which limits how much data one stream send</w:t>
+      </w:r>
+      <w:r/>
+    </w:p>
+    <w:p>
+      <w:pPr>
+        <w:pStyle w:val="893"/>
+        <w:numPr>
+          <w:ilvl w:val="0"/>
+          <w:numId w:val="3"/>
+        </w:numPr>
+        <w:pBdr/>
+        <w:spacing/>
+        <w:ind/>
+        <w:rPr/>
+      </w:pPr>
+      <w:r>
+        <w:rPr>
+          <w:highlight w:val="none"/>
+          <w:lang w:val="en-US"/>
+        </w:rPr>
+        <w:t xml:space="preserve">Per connection: which limits how much data can be in flight across the whole connection</w:t>
+      </w:r>
+      <w:r>
+        <w:rPr>
+          <w:highlight w:val="none"/>
+          <w:lang w:val="en-US"/>
+        </w:rPr>
+      </w:r>
+      <w:r>
+        <w:rPr>
+          <w:highlight w:val="none"/>
+          <w:lang w:val="en-US"/>
+        </w:rPr>
+      </w:r>
+    </w:p>
+    <w:p>
+      <w:pPr>
+        <w:pBdr/>
+        <w:spacing/>
+        <w:ind/>
+        <w:rPr/>
+      </w:pPr>
+      <w:r>
+        <w:rPr>
+          <w:lang w:val="en-US"/>
+        </w:rPr>
+        <w:t xml:space="preserve">This helps to stop one busy stream from taking over the entire connection. Compared to this, HTTP/1.1 often needed multiple seperate TCP streams to the same site, just so it could download resources in parallel. </w:t>
+      </w:r>
+      <w:r/>
+    </w:p>
+    <w:p>
+      <w:pPr>
+        <w:pStyle w:val="869"/>
+        <w:pBdr/>
+        <w:spacing/>
+        <w:ind/>
+        <w:rPr/>
+      </w:pPr>
+      <w:r>
+        <w:rPr>
+          <w:lang w:val="en-US"/>
+        </w:rPr>
+        <w:t xml:space="preserve">Per Server</w:t>
+      </w:r>
+      <w:r/>
+    </w:p>
+    <w:p>
+      <w:pPr>
+        <w:pBdr/>
+        <w:spacing/>
+        <w:ind/>
+        <w:rPr/>
+      </w:pPr>
+      <w:r/>
+      <w:r>
+        <w:rPr>
+          <w:lang w:val="en-US"/>
+        </w:rPr>
+        <w:t xml:space="preserve">This is one of QUICs main weaker areas. Every QUIC packet is encrypted and processed individually. And most of the work happens at the application level rather than directly inside the kernel. Therefore, this tends to have a higher CPU usage compared to using TCP. Servers reduce this overhead by processing packets in batches and using features like </w:t>
+      </w:r>
+      <w:r>
+        <w:rPr>
+          <w:lang w:val="en-US"/>
+        </w:rPr>
+        <w:t xml:space="preserve">UDP Segmentation Offload (USO).</w:t>
+      </w:r>
+      <w:r>
+        <w:rPr>
+          <w:lang w:val="en-US"/>
+        </w:rPr>
+        <w:t xml:space="preserve"> </w:t>
+      </w:r>
+      <w:r>
+        <w:rPr>
+          <w:lang w:val="en-US"/>
+        </w:rPr>
+        <w:t xml:space="preserve">Cloudflare reported increasing throughput from around 640 Mbps to 1.6 Gbps after using these kinds of optimizations</w:t>
+      </w:r>
+      <w:r>
+        <w:rPr>
+          <w:vertAlign w:val="superscript"/>
+          <w:lang w:val="en-US"/>
+        </w:rPr>
+        <w:t xml:space="preserve">[11]</w:t>
+      </w:r>
+      <w:r>
+        <w:rPr>
+          <w:lang w:val="en-US"/>
+        </w:rPr>
+        <w:t xml:space="preserve">.</w:t>
+      </w:r>
+      <w:r>
+        <w:rPr>
+          <w:lang w:val="en-US"/>
+        </w:rPr>
+      </w:r>
+      <w:r/>
+      <w:r/>
       <w:r/>
       <w:r/>
     </w:p>
     <w:p>
       <w:pPr>
+        <w:pStyle w:val="869"/>
         <w:pBdr/>
         <w:spacing/>
         <w:ind/>
         <w:rPr/>
       </w:pPr>
-      <w:r/>
+      <w:r>
+        <w:rPr>
+          <w:lang w:val="en-US"/>
+        </w:rPr>
+        <w:t xml:space="preserve">Across Infrastructure</w:t>
+      </w:r>
       <w:r/>
     </w:p>
     <w:p>
@@ -4994,90 +6472,1429 @@
         <w:pBdr/>
         <w:spacing/>
         <w:ind/>
-        <w:rPr/>
-      </w:pPr>
-      <w:r/>
-      <w:r/>
+        <w:rPr>
+          <w:highlight w:val="none"/>
+          <w:lang w:val="en-US"/>
+        </w:rPr>
+      </w:pPr>
+      <w:r>
+        <w:rPr>
+          <w:lang w:val="en-US"/>
+        </w:rPr>
+        <w:t xml:space="preserve">Load balancing also works a little differently with QUIC. With TCP, a load balancer can normally use the client’s IP and port to keep traffic going to the same backend server. QUIC can’t fully rely on this because the client’s IP or port can change when it moves between networks. </w:t>
+      </w:r>
+      <w:r>
+        <w:rPr>
+          <w:highlight w:val="none"/>
+          <w:lang w:val="en-US"/>
+        </w:rPr>
+      </w:r>
+      <w:r>
+        <w:rPr>
+          <w:highlight w:val="none"/>
+          <w:lang w:val="en-US"/>
+        </w:rPr>
+      </w:r>
     </w:p>
     <w:p>
       <w:pPr>
         <w:pBdr/>
         <w:spacing/>
         <w:ind/>
-        <w:rPr/>
-      </w:pPr>
-      <w:r/>
-      <w:r/>
+        <w:rPr>
+          <w:highlight w:val="none"/>
+          <w:vertAlign w:val="baseline"/>
+        </w:rPr>
+      </w:pPr>
+      <w:r>
+        <w:rPr>
+          <w:highlight w:val="none"/>
+          <w:lang w:val="en-US"/>
+        </w:rPr>
+      </w:r>
+      <w:r>
+        <w:rPr>
+          <w:highlight w:val="none"/>
+          <w:lang w:val="en-US"/>
+        </w:rPr>
+        <w:t xml:space="preserve">Instead, servers can include routing information inside the Connection ID they give to the client</w:t>
+      </w:r>
+      <w:r>
+        <w:rPr>
+          <w:highlight w:val="none"/>
+          <w:vertAlign w:val="superscript"/>
+          <w:lang w:val="en-US"/>
+        </w:rPr>
+        <w:t xml:space="preserve">[4]</w:t>
+      </w:r>
+      <w:r>
+        <w:rPr>
+          <w:highlight w:val="none"/>
+          <w:vertAlign w:val="baseline"/>
+          <w:lang w:val="en-US"/>
+        </w:rPr>
+        <w:t xml:space="preserve">. The load balancer can then use that IDF to keep sending packets to the correct backend. </w:t>
+      </w:r>
+      <w:r>
+        <w:rPr>
+          <w:highlight w:val="none"/>
+          <w:vertAlign w:val="baseline"/>
+          <w:lang w:val="en-US"/>
+        </w:rPr>
+        <w:t xml:space="preserve">This can actually work better for connection migration,</w:t>
+      </w:r>
+      <w:r>
+        <w:rPr>
+          <w:highlight w:val="none"/>
+          <w:vertAlign w:val="baseline"/>
+          <w:lang w:val="en-US"/>
+        </w:rPr>
+        <w:t xml:space="preserve"> </w:t>
+      </w:r>
+      <w:r>
+        <w:rPr>
+          <w:highlight w:val="none"/>
+          <w:vertAlign w:val="baseline"/>
+          <w:lang w:val="en-US"/>
+        </w:rPr>
+        <w:t xml:space="preserve">because the routing can continue even if the client switches from something like WiFi to mobile data.</w:t>
+      </w:r>
+      <w:r>
+        <w:rPr>
+          <w:highlight w:val="none"/>
+          <w:vertAlign w:val="baseline"/>
+          <w:lang w:val="en-US"/>
+        </w:rPr>
+      </w:r>
+      <w:r>
+        <w:rPr>
+          <w:highlight w:val="none"/>
+          <w:vertAlign w:val="baseline"/>
+        </w:rPr>
+      </w:r>
     </w:p>
     <w:p>
       <w:pPr>
         <w:pBdr/>
         <w:spacing/>
         <w:ind/>
-        <w:rPr/>
-      </w:pPr>
-      <w:r/>
-      <w:r/>
+        <w:rPr>
+          <w:highlight w:val="none"/>
+          <w:lang w:val="en-US"/>
+        </w:rPr>
+      </w:pPr>
+      <w:r>
+        <w:rPr>
+          <w:highlight w:val="none"/>
+          <w:lang w:val="en-US"/>
+        </w:rPr>
+      </w:r>
+      <w:r>
+        <w:rPr>
+          <w:highlight w:val="none"/>
+          <w:lang w:val="en-US"/>
+        </w:rPr>
+      </w:r>
+      <w:r>
+        <w:rPr>
+          <w:highlight w:val="none"/>
+          <w:lang w:val="en-US"/>
+        </w:rPr>
+        <w:t xml:space="preserve">Another advantage is that QUIC runs mainly in the application.</w:t>
+      </w:r>
+      <w:r>
+        <w:rPr>
+          <w:highlight w:val="none"/>
+          <w:lang w:val="en-US"/>
+        </w:rPr>
+        <w:t xml:space="preserve"> Therefore, any updates/improvements/fixes can be done easily without having to wait for the operating systems networking stacks to be updated. </w:t>
+      </w:r>
+      <w:r>
+        <w:rPr>
+          <w:highlight w:val="none"/>
+          <w:lang w:val="en-US"/>
+        </w:rPr>
+      </w:r>
     </w:p>
     <w:p>
       <w:pPr>
         <w:pBdr/>
         <w:spacing/>
         <w:ind/>
-        <w:rPr/>
-      </w:pPr>
-      <w:r/>
-      <w:r/>
+        <w:rPr>
+          <w:highlight w:val="none"/>
+          <w:lang w:val="en-US"/>
+        </w:rPr>
+      </w:pPr>
+      <w:r>
+        <w:rPr>
+          <w:highlight w:val="none"/>
+          <w:lang w:val="en-US"/>
+        </w:rPr>
+      </w:r>
+      <w:r>
+        <w:rPr>
+          <w:highlight w:val="none"/>
+          <w:lang w:val="en-US"/>
+        </w:rPr>
+      </w:r>
+      <w:r>
+        <w:rPr>
+          <w:highlight w:val="none"/>
+          <w:lang w:val="en-US"/>
+        </w:rPr>
+      </w:r>
     </w:p>
     <w:p>
       <w:pPr>
-        <w:pBdr/>
-        <w:spacing/>
-        <w:ind/>
-        <w:rPr/>
-      </w:pPr>
-      <w:r/>
-      <w:r/>
+        <w:pStyle w:val="866"/>
+        <w:pBdr/>
+        <w:spacing/>
+        <w:ind/>
+        <w:rPr>
+          <w:highlight w:val="none"/>
+          <w:lang w:val="en-US"/>
+        </w:rPr>
+      </w:pPr>
+      <w:r>
+        <w:rPr>
+          <w:highlight w:val="none"/>
+          <w:lang w:val="en-US"/>
+        </w:rPr>
+      </w:r>
+      <w:r>
+        <w:rPr>
+          <w:highlight w:val="none"/>
+          <w:lang w:val="en-US"/>
+        </w:rPr>
+        <w:t xml:space="preserve">Wireshark</w:t>
+      </w:r>
+      <w:r>
+        <w:rPr>
+          <w:highlight w:val="none"/>
+          <w:lang w:val="en-US"/>
+        </w:rPr>
+      </w:r>
     </w:p>
     <w:p>
       <w:pPr>
         <w:pBdr/>
         <w:spacing/>
         <w:ind/>
-        <w:rPr/>
-      </w:pPr>
-      <w:r/>
-      <w:r/>
+        <w:rPr>
+          <w:highlight w:val="none"/>
+          <w:lang w:val="en-US"/>
+        </w:rPr>
+      </w:pPr>
+      <w:r>
+        <w:rPr>
+          <w:highlight w:val="none"/>
+        </w:rPr>
+      </w:r>
+      <w:r>
+        <w:rPr>
+          <w:highlight w:val="none"/>
+        </w:rPr>
+        <w:t xml:space="preserve">Following this YouTube tutorial: </w:t>
+      </w:r>
+      <w:hyperlink r:id="rId10" w:tooltip="https://www.youtube.com/watch?v=QRRHA_5hS2c" w:history="1">
+        <w:r>
+          <w:rPr>
+            <w:rStyle w:val="851"/>
+            <w:highlight w:val="none"/>
+          </w:rPr>
+          <w:t xml:space="preserve">https://www.youtube.com/watch?v=QRRHA_5hS2c</w:t>
+        </w:r>
+        <w:r>
+          <w:rPr>
+            <w:rStyle w:val="851"/>
+            <w:highlight w:val="none"/>
+            <w:lang w:val="en-US"/>
+          </w:rPr>
+        </w:r>
+      </w:hyperlink>
+      <w:r>
+        <w:rPr>
+          <w:highlight w:val="none"/>
+        </w:rPr>
+        <w:t xml:space="preserve">, I was able to complete this task quite easily.</w:t>
+      </w:r>
+      <w:r>
+        <w:rPr>
+          <w:highlight w:val="none"/>
+        </w:rPr>
+      </w:r>
+      <w:r>
+        <w:rPr>
+          <w:highlight w:val="none"/>
+          <w:lang w:val="en-US"/>
+        </w:rPr>
+      </w:r>
     </w:p>
     <w:p>
       <w:pPr>
         <w:pBdr/>
         <w:spacing/>
         <w:ind/>
-        <w:rPr/>
-      </w:pPr>
-      <w:r/>
-      <w:r/>
+        <w:rPr>
+          <w:highlight w:val="none"/>
+          <w:lang w:val="en-US"/>
+        </w:rPr>
+      </w:pPr>
+      <w:r>
+        <w:rPr>
+          <w:highlight w:val="none"/>
+          <w:lang w:val="en-US" w:bidi="en-US"/>
+        </w:rPr>
+      </w:r>
+      <w:r>
+        <w:rPr>
+          <w:highlight w:val="none"/>
+          <w:lang w:val="en-US" w:bidi="en-US"/>
+        </w:rPr>
+        <w:t xml:space="preserve">First, I set the SSLKEYLOGFILE environment variable so that it could be used by both Chromium and Wireshark.</w:t>
+      </w:r>
+      <w:r>
+        <w:rPr>
+          <w:highlight w:val="none"/>
+          <w:lang w:val="en-US" w:bidi="en-US"/>
+        </w:rPr>
+        <w:t xml:space="preserve"> </w:t>
+      </w:r>
+      <w:r>
+        <w:rPr>
+          <w:highlight w:val="none"/>
+          <w:lang w:val="en-US" w:bidi="en-US"/>
+        </w:rPr>
+      </w:r>
+      <w:r>
+        <w:rPr>
+          <w:highlight w:val="none"/>
+          <w:lang w:val="en-US"/>
+        </w:rPr>
+      </w:r>
     </w:p>
     <w:p>
       <w:pPr>
         <w:pBdr/>
         <w:spacing/>
         <w:ind/>
-        <w:rPr/>
-      </w:pPr>
-      <w:r/>
-      <w:r/>
+        <w:jc w:val="center"/>
+        <w:rPr>
+          <w:highlight w:val="none"/>
+        </w:rPr>
+      </w:pPr>
+      <w:r>
+        <w:rPr>
+          <w:highlight w:val="none"/>
+          <w:lang w:val="en-US"/>
+        </w:rPr>
+      </w:r>
+      <w:r>
+        <w:rPr>
+          <w:highlight w:val="none"/>
+          <w:lang w:val="en-US"/>
+        </w:rPr>
+      </w:r>
+      <w:r>
+        <mc:AlternateContent>
+          <mc:Choice Requires="wpg">
+            <w:drawing>
+              <wp:inline xmlns:wp="http://schemas.openxmlformats.org/drawingml/2006/wordprocessingDrawing" distT="0" distB="0" distL="0" distR="0">
+                <wp:extent cx="6645910" cy="203266"/>
+                <wp:effectExtent l="0" t="0" r="0" b="0"/>
+                <wp:docPr id="2" name=""/>
+                <wp:cNvGraphicFramePr>
+                  <a:graphicFrameLocks xmlns:a="http://schemas.openxmlformats.org/drawingml/2006/main" noChangeAspect="1"/>
+                </wp:cNvGraphicFramePr>
+                <a:graphic xmlns:a="http://schemas.openxmlformats.org/drawingml/2006/main">
+                  <a:graphicData uri="http://schemas.openxmlformats.org/drawingml/2006/picture">
+                    <pic:pic xmlns:pic="http://schemas.openxmlformats.org/drawingml/2006/picture">
+                      <pic:nvPicPr>
+                        <pic:cNvPr id="1820373566" name=""/>
+                        <pic:cNvPicPr>
+                          <a:picLocks noChangeAspect="1"/>
+                        </pic:cNvPicPr>
+                        <pic:nvPr/>
+                      </pic:nvPicPr>
+                      <pic:blipFill rotWithShape="1">
+                        <a:blip r:embed="rId11"/>
+                        <a:stretch/>
+                      </pic:blipFill>
+                      <pic:spPr bwMode="auto">
+                        <a:xfrm>
+                          <a:off x="0" y="0"/>
+                          <a:ext cx="6645909" cy="203265"/>
+                        </a:xfrm>
+                        <a:prstGeom prst="rect">
+                          <a:avLst/>
+                        </a:prstGeom>
+                      </pic:spPr>
+                    </pic:pic>
+                  </a:graphicData>
+                </a:graphic>
+              </wp:inline>
+            </w:drawing>
+          </mc:Choice>
+          <mc:Fallback>
+            <w:pict>
+              <v:shapetype id="_x0000_t75" coordsize="21600,21600" o:spt="75" o:preferrelative="t" path="m@4@5l@4@11@9@11@9@5xe" filled="f" stroked="f">
+                <v:stroke joinstyle="miter"/>
+                <v:formulas>
+                  <v:f eqn="if lineDrawn pixelLineWidth 0"/>
+                  <v:f eqn="sum @0 1 0"/>
+                  <v:f eqn="sum 0 0 @1"/>
+                  <v:f eqn="prod @2 1 2"/>
+                  <v:f eqn="prod @3 21600 pixelWidth"/>
+                  <v:f eqn="prod @3 21600 pixelHeight"/>
+                  <v:f eqn="sum @0 0 1"/>
+                  <v:f eqn="prod @6 1 2"/>
+                  <v:f eqn="prod @7 21600 pixelWidth"/>
+                  <v:f eqn="sum @8 21600 0"/>
+                  <v:f eqn="prod @7 21600 pixelHeight"/>
+                  <v:f eqn="sum @10 21600 0"/>
+                </v:formulas>
+                <v:path o:extrusionok="f" gradientshapeok="t" o:connecttype="rect"/>
+                <o:lock v:ext="edit" aspectratio="t"/>
+              </v:shapetype>
+              <v:shape id="_x0000_i1" o:spid="_x0000_s1" type="#_x0000_t75" style="width:523.30pt;height:16.01pt;mso-wrap-distance-left:0.00pt;mso-wrap-distance-top:0.00pt;mso-wrap-distance-right:0.00pt;mso-wrap-distance-bottom:0.00pt;z-index:1;" stroked="false">
+                <v:imagedata r:id="rId11" o:title=""/>
+                <o:lock v:ext="edit" rotation="t"/>
+              </v:shape>
+            </w:pict>
+          </mc:Fallback>
+        </mc:AlternateContent>
+      </w:r>
+      <w:r>
+        <w:rPr>
+          <w:highlight w:val="none"/>
+          <w:lang w:val="en-US"/>
+        </w:rPr>
+      </w:r>
+      <w:r>
+        <w:rPr>
+          <w:highlight w:val="none"/>
+          <w:lang w:val="en-US"/>
+        </w:rPr>
+      </w:r>
     </w:p>
     <w:p>
       <w:pPr>
         <w:pBdr/>
         <w:spacing/>
         <w:ind/>
-        <w:rPr/>
-      </w:pPr>
+        <w:jc w:val="center"/>
+        <w:rPr>
+          <w:highlight w:val="none"/>
+        </w:rPr>
+      </w:pPr>
+      <w:r>
+        <w:rPr>
+          <w:highlight w:val="none"/>
+          <w:lang w:val="en-US"/>
+        </w:rPr>
+      </w:r>
+      <w:r>
+        <w:rPr>
+          <w:highlight w:val="none"/>
+          <w:lang w:val="en-US"/>
+        </w:rPr>
+      </w:r>
+      <w:r>
+        <mc:AlternateContent>
+          <mc:Choice Requires="wpg">
+            <w:drawing>
+              <wp:inline xmlns:wp="http://schemas.openxmlformats.org/drawingml/2006/wordprocessingDrawing" distT="0" distB="0" distL="0" distR="0">
+                <wp:extent cx="3521676" cy="413258"/>
+                <wp:effectExtent l="0" t="0" r="0" b="0"/>
+                <wp:docPr id="3" name=""/>
+                <wp:cNvGraphicFramePr>
+                  <a:graphicFrameLocks xmlns:a="http://schemas.openxmlformats.org/drawingml/2006/main" noChangeAspect="1"/>
+                </wp:cNvGraphicFramePr>
+                <a:graphic xmlns:a="http://schemas.openxmlformats.org/drawingml/2006/main">
+                  <a:graphicData uri="http://schemas.openxmlformats.org/drawingml/2006/picture">
+                    <pic:pic xmlns:pic="http://schemas.openxmlformats.org/drawingml/2006/picture">
+                      <pic:nvPicPr>
+                        <pic:cNvPr id="1059903141" name=""/>
+                        <pic:cNvPicPr>
+                          <a:picLocks noChangeAspect="1"/>
+                        </pic:cNvPicPr>
+                        <pic:nvPr/>
+                      </pic:nvPicPr>
+                      <pic:blipFill rotWithShape="1">
+                        <a:blip r:embed="rId12"/>
+                        <a:stretch/>
+                      </pic:blipFill>
+                      <pic:spPr bwMode="auto">
+                        <a:xfrm flipH="0" flipV="0">
+                          <a:off x="0" y="0"/>
+                          <a:ext cx="3521675" cy="413257"/>
+                        </a:xfrm>
+                        <a:prstGeom prst="rect">
+                          <a:avLst/>
+                        </a:prstGeom>
+                      </pic:spPr>
+                    </pic:pic>
+                  </a:graphicData>
+                </a:graphic>
+              </wp:inline>
+            </w:drawing>
+          </mc:Choice>
+          <mc:Fallback>
+            <w:pict>
+              <v:shapetype id="_x0000_t75" coordsize="21600,21600" o:spt="75" o:preferrelative="t" path="m@4@5l@4@11@9@11@9@5xe" filled="f" stroked="f">
+                <v:stroke joinstyle="miter"/>
+                <v:formulas>
+                  <v:f eqn="if lineDrawn pixelLineWidth 0"/>
+                  <v:f eqn="sum @0 1 0"/>
+                  <v:f eqn="sum 0 0 @1"/>
+                  <v:f eqn="prod @2 1 2"/>
+                  <v:f eqn="prod @3 21600 pixelWidth"/>
+                  <v:f eqn="prod @3 21600 pixelHeight"/>
+                  <v:f eqn="sum @0 0 1"/>
+                  <v:f eqn="prod @6 1 2"/>
+                  <v:f eqn="prod @7 21600 pixelWidth"/>
+                  <v:f eqn="sum @8 21600 0"/>
+                  <v:f eqn="prod @7 21600 pixelHeight"/>
+                  <v:f eqn="sum @10 21600 0"/>
+                </v:formulas>
+                <v:path o:extrusionok="f" gradientshapeok="t" o:connecttype="rect"/>
+                <o:lock v:ext="edit" aspectratio="t"/>
+              </v:shapetype>
+              <v:shape id="_x0000_i2" o:spid="_x0000_s2" type="#_x0000_t75" style="width:277.30pt;height:32.54pt;mso-wrap-distance-left:0.00pt;mso-wrap-distance-top:0.00pt;mso-wrap-distance-right:0.00pt;mso-wrap-distance-bottom:0.00pt;z-index:1;" stroked="false">
+                <v:imagedata r:id="rId12" o:title=""/>
+                <o:lock v:ext="edit" rotation="t"/>
+              </v:shape>
+            </w:pict>
+          </mc:Fallback>
+        </mc:AlternateContent>
+      </w:r>
+      <w:r>
+        <w:rPr>
+          <w:highlight w:val="none"/>
+          <w:lang w:val="en-US"/>
+        </w:rPr>
+      </w:r>
+    </w:p>
+    <w:p>
+      <w:pPr>
+        <w:pBdr/>
+        <w:spacing/>
+        <w:ind/>
+        <w:rPr>
+          <w:highlight w:val="none"/>
+          <w:lang w:val="en-US"/>
+        </w:rPr>
+      </w:pPr>
+      <w:r>
+        <w:rPr>
+          <w:highlight w:val="none"/>
+          <w:lang w:val="en-US"/>
+        </w:rPr>
+      </w:r>
+      <w:r>
+        <w:rPr>
+          <w:highlight w:val="none"/>
+          <w:lang w:val="en-US"/>
+        </w:rPr>
+      </w:r>
+      <w:r>
+        <w:rPr>
+          <w:highlight w:val="none"/>
+          <w:lang w:val="en-US"/>
+        </w:rPr>
+      </w:r>
+    </w:p>
+    <w:p>
+      <w:pPr>
+        <w:pBdr/>
+        <w:spacing/>
+        <w:ind/>
+        <w:rPr>
+          <w:highlight w:val="none"/>
+          <w:lang w:val="en-US"/>
+        </w:rPr>
+      </w:pPr>
+      <w:r>
+        <w:rPr>
+          <w:highlight w:val="none"/>
+          <w:lang w:val="en-US" w:bidi="en-US"/>
+        </w:rPr>
+      </w:r>
+      <w:r>
+        <w:rPr>
+          <w:highlight w:val="none"/>
+          <w:lang w:val="en-US" w:bidi="en-US"/>
+        </w:rPr>
+        <w:t xml:space="preserve">I then launched the Chromium browser and started capturing traffic in Wireshark.</w:t>
+      </w:r>
+      <w:r>
+        <w:rPr>
+          <w:highlight w:val="none"/>
+          <w:lang w:val="en-US" w:bidi="en-US"/>
+        </w:rPr>
+      </w:r>
+      <w:r>
+        <w:rPr>
+          <w:highlight w:val="none"/>
+          <w:lang w:val="en-US"/>
+        </w:rPr>
+      </w:r>
+    </w:p>
+    <w:p>
+      <w:pPr>
+        <w:pBdr/>
+        <w:spacing/>
+        <w:ind/>
+        <w:jc w:val="center"/>
+        <w:rPr>
+          <w:highlight w:val="none"/>
+          <w:lang w:val="en-US"/>
+        </w:rPr>
+      </w:pPr>
+      <w:r>
+        <w:rPr>
+          <w:highlight w:val="none"/>
+          <w:lang w:val="en-US"/>
+        </w:rPr>
+      </w:r>
+      <w:r>
+        <w:rPr>
+          <w:highlight w:val="none"/>
+          <w:lang w:val="en-US"/>
+        </w:rPr>
+      </w:r>
+      <w:r>
+        <mc:AlternateContent>
+          <mc:Choice Requires="wpg">
+            <w:drawing>
+              <wp:inline xmlns:wp="http://schemas.openxmlformats.org/drawingml/2006/wordprocessingDrawing" distT="0" distB="0" distL="0" distR="0">
+                <wp:extent cx="6645910" cy="1099092"/>
+                <wp:effectExtent l="0" t="0" r="0" b="0"/>
+                <wp:docPr id="4" name=""/>
+                <wp:cNvGraphicFramePr>
+                  <a:graphicFrameLocks xmlns:a="http://schemas.openxmlformats.org/drawingml/2006/main" noChangeAspect="1"/>
+                </wp:cNvGraphicFramePr>
+                <a:graphic xmlns:a="http://schemas.openxmlformats.org/drawingml/2006/main">
+                  <a:graphicData uri="http://schemas.openxmlformats.org/drawingml/2006/picture">
+                    <pic:pic xmlns:pic="http://schemas.openxmlformats.org/drawingml/2006/picture">
+                      <pic:nvPicPr>
+                        <pic:cNvPr id="2069636526" name=""/>
+                        <pic:cNvPicPr>
+                          <a:picLocks noChangeAspect="1"/>
+                        </pic:cNvPicPr>
+                        <pic:nvPr/>
+                      </pic:nvPicPr>
+                      <pic:blipFill rotWithShape="1">
+                        <a:blip r:embed="rId13"/>
+                        <a:stretch/>
+                      </pic:blipFill>
+                      <pic:spPr bwMode="auto">
+                        <a:xfrm>
+                          <a:off x="0" y="0"/>
+                          <a:ext cx="6645909" cy="1099091"/>
+                        </a:xfrm>
+                        <a:prstGeom prst="rect">
+                          <a:avLst/>
+                        </a:prstGeom>
+                      </pic:spPr>
+                    </pic:pic>
+                  </a:graphicData>
+                </a:graphic>
+              </wp:inline>
+            </w:drawing>
+          </mc:Choice>
+          <mc:Fallback>
+            <w:pict>
+              <v:shapetype id="_x0000_t75" coordsize="21600,21600" o:spt="75" o:preferrelative="t" path="m@4@5l@4@11@9@11@9@5xe" filled="f" stroked="f">
+                <v:stroke joinstyle="miter"/>
+                <v:formulas>
+                  <v:f eqn="if lineDrawn pixelLineWidth 0"/>
+                  <v:f eqn="sum @0 1 0"/>
+                  <v:f eqn="sum 0 0 @1"/>
+                  <v:f eqn="prod @2 1 2"/>
+                  <v:f eqn="prod @3 21600 pixelWidth"/>
+                  <v:f eqn="prod @3 21600 pixelHeight"/>
+                  <v:f eqn="sum @0 0 1"/>
+                  <v:f eqn="prod @6 1 2"/>
+                  <v:f eqn="prod @7 21600 pixelWidth"/>
+                  <v:f eqn="sum @8 21600 0"/>
+                  <v:f eqn="prod @7 21600 pixelHeight"/>
+                  <v:f eqn="sum @10 21600 0"/>
+                </v:formulas>
+                <v:path o:extrusionok="f" gradientshapeok="t" o:connecttype="rect"/>
+                <o:lock v:ext="edit" aspectratio="t"/>
+              </v:shapetype>
+              <v:shape id="_x0000_i3" o:spid="_x0000_s3" type="#_x0000_t75" style="width:523.30pt;height:86.54pt;mso-wrap-distance-left:0.00pt;mso-wrap-distance-top:0.00pt;mso-wrap-distance-right:0.00pt;mso-wrap-distance-bottom:0.00pt;z-index:1;" stroked="false">
+                <v:imagedata r:id="rId13" o:title=""/>
+                <o:lock v:ext="edit" rotation="t"/>
+              </v:shape>
+            </w:pict>
+          </mc:Fallback>
+        </mc:AlternateContent>
+      </w:r>
+      <w:r>
+        <w:rPr>
+          <w:highlight w:val="none"/>
+          <w:lang w:val="en-US"/>
+        </w:rPr>
+      </w:r>
+      <w:r>
+        <w:rPr>
+          <w:highlight w:val="none"/>
+          <w:lang w:val="en-US"/>
+        </w:rPr>
+      </w:r>
+    </w:p>
+    <w:p>
+      <w:pPr>
+        <w:pBdr/>
+        <w:spacing/>
+        <w:ind/>
+        <w:rPr>
+          <w:highlight w:val="none"/>
+          <w:lang w:val="en-US"/>
+        </w:rPr>
+      </w:pPr>
+      <w:r>
+        <w:rPr>
+          <w:highlight w:val="none"/>
+          <w:lang w:val="en-US"/>
+        </w:rPr>
+      </w:r>
+      <w:r>
+        <w:rPr>
+          <w:highlight w:val="none"/>
+          <w:lang w:val="en-US"/>
+        </w:rPr>
+        <w:t xml:space="preserve">After capturing some traffic, I went to:</w:t>
+      </w:r>
+      <w:r>
+        <w:rPr>
+          <w:highlight w:val="none"/>
+          <w:lang w:val="en-US"/>
+        </w:rPr>
+      </w:r>
+      <w:r>
+        <w:rPr>
+          <w:highlight w:val="none"/>
+          <w:lang w:val="en-US"/>
+        </w:rPr>
+        <w:t xml:space="preserve"> </w:t>
+      </w:r>
+      <w:r>
+        <w:rPr>
+          <w:highlight w:val="none"/>
+          <w:lang w:val="en-US"/>
+        </w:rPr>
+        <w:t xml:space="preserve">Edit —&gt; Preferences —&gt; Protocols —&gt; TLS</w:t>
+      </w:r>
+      <w:r>
+        <w:rPr>
+          <w:highlight w:val="none"/>
+          <w:lang w:val="en-US"/>
+        </w:rPr>
+        <w:t xml:space="preserve"> —&gt; </w:t>
+      </w:r>
+      <w:r>
+        <w:rPr>
+          <w:highlight w:val="none"/>
+          <w:lang w:val="en-US"/>
+        </w:rPr>
+        <w:t xml:space="preserve">and updated the TLS settings as follows:</w:t>
+      </w:r>
+      <w:r>
+        <w:rPr>
+          <w:highlight w:val="none"/>
+          <w:lang w:val="en-US"/>
+        </w:rPr>
+      </w:r>
+      <w:r>
+        <w:rPr>
+          <w:highlight w:val="none"/>
+          <w:lang w:val="en-US"/>
+        </w:rPr>
+      </w:r>
+    </w:p>
+    <w:p>
+      <w:pPr>
+        <w:pBdr/>
+        <w:spacing/>
+        <w:ind/>
+        <w:jc w:val="center"/>
+        <w:rPr>
+          <w:highlight w:val="none"/>
+        </w:rPr>
+      </w:pPr>
+      <w:r>
+        <w:rPr>
+          <w:highlight w:val="none"/>
+          <w:lang w:val="en-US"/>
+        </w:rPr>
+      </w:r>
+      <w:r>
+        <w:rPr>
+          <w:highlight w:val="none"/>
+          <w:lang w:val="en-US"/>
+        </w:rPr>
+      </w:r>
       <w:r/>
+      <w:r>
+        <mc:AlternateContent>
+          <mc:Choice Requires="wpg">
+            <w:drawing>
+              <wp:inline xmlns:wp="http://schemas.openxmlformats.org/drawingml/2006/wordprocessingDrawing" distT="0" distB="0" distL="0" distR="0">
+                <wp:extent cx="5145332" cy="4151598"/>
+                <wp:effectExtent l="0" t="0" r="0" b="0"/>
+                <wp:docPr id="5" name=""/>
+                <wp:cNvGraphicFramePr>
+                  <a:graphicFrameLocks xmlns:a="http://schemas.openxmlformats.org/drawingml/2006/main" noChangeAspect="1"/>
+                </wp:cNvGraphicFramePr>
+                <a:graphic xmlns:a="http://schemas.openxmlformats.org/drawingml/2006/main">
+                  <a:graphicData uri="http://schemas.openxmlformats.org/drawingml/2006/picture">
+                    <pic:pic xmlns:pic="http://schemas.openxmlformats.org/drawingml/2006/picture">
+                      <pic:nvPicPr>
+                        <pic:cNvPr id="1279023489" name=""/>
+                        <pic:cNvPicPr>
+                          <a:picLocks noChangeAspect="1"/>
+                        </pic:cNvPicPr>
+                        <pic:nvPr/>
+                      </pic:nvPicPr>
+                      <pic:blipFill rotWithShape="1">
+                        <a:blip r:embed="rId14"/>
+                        <a:stretch/>
+                      </pic:blipFill>
+                      <pic:spPr bwMode="auto">
+                        <a:xfrm flipH="0" flipV="0">
+                          <a:off x="0" y="0"/>
+                          <a:ext cx="5145332" cy="4151598"/>
+                        </a:xfrm>
+                        <a:prstGeom prst="rect">
+                          <a:avLst/>
+                        </a:prstGeom>
+                      </pic:spPr>
+                    </pic:pic>
+                  </a:graphicData>
+                </a:graphic>
+              </wp:inline>
+            </w:drawing>
+          </mc:Choice>
+          <mc:Fallback>
+            <w:pict>
+              <v:shapetype id="_x0000_t75" coordsize="21600,21600" o:spt="75" o:preferrelative="t" path="m@4@5l@4@11@9@11@9@5xe" filled="f" stroked="f">
+                <v:stroke joinstyle="miter"/>
+                <v:formulas>
+                  <v:f eqn="if lineDrawn pixelLineWidth 0"/>
+                  <v:f eqn="sum @0 1 0"/>
+                  <v:f eqn="sum 0 0 @1"/>
+                  <v:f eqn="prod @2 1 2"/>
+                  <v:f eqn="prod @3 21600 pixelWidth"/>
+                  <v:f eqn="prod @3 21600 pixelHeight"/>
+                  <v:f eqn="sum @0 0 1"/>
+                  <v:f eqn="prod @6 1 2"/>
+                  <v:f eqn="prod @7 21600 pixelWidth"/>
+                  <v:f eqn="sum @8 21600 0"/>
+                  <v:f eqn="prod @7 21600 pixelHeight"/>
+                  <v:f eqn="sum @10 21600 0"/>
+                </v:formulas>
+                <v:path o:extrusionok="f" gradientshapeok="t" o:connecttype="rect"/>
+                <o:lock v:ext="edit" aspectratio="t"/>
+              </v:shapetype>
+              <v:shape id="_x0000_i4" o:spid="_x0000_s4" type="#_x0000_t75" style="width:405.14pt;height:326.90pt;mso-wrap-distance-left:0.00pt;mso-wrap-distance-top:0.00pt;mso-wrap-distance-right:0.00pt;mso-wrap-distance-bottom:0.00pt;z-index:1;" stroked="false">
+                <v:imagedata r:id="rId14" o:title=""/>
+                <o:lock v:ext="edit" rotation="t"/>
+              </v:shape>
+            </w:pict>
+          </mc:Fallback>
+        </mc:AlternateContent>
+      </w:r>
       <w:r/>
+      <w:r>
+        <w:rPr>
+          <w:highlight w:val="none"/>
+          <w:lang w:val="en-US"/>
+        </w:rPr>
+      </w:r>
+      <w:r>
+        <w:rPr>
+          <w:highlight w:val="none"/>
+          <w:lang w:val="en-US"/>
+        </w:rPr>
+      </w:r>
+    </w:p>
+    <w:p>
+      <w:pPr>
+        <w:pBdr/>
+        <w:spacing/>
+        <w:ind/>
+        <w:rPr>
+          <w:highlight w:val="none"/>
+          <w:lang w:val="en-US"/>
+        </w:rPr>
+      </w:pPr>
+      <w:r>
+        <w:rPr>
+          <w:highlight w:val="none"/>
+          <w:lang w:val="en-US"/>
+        </w:rPr>
+      </w:r>
+      <w:r>
+        <w:rPr>
+          <w:highlight w:val="none"/>
+          <w:lang w:val="en-US"/>
+        </w:rPr>
+        <w:t xml:space="preserve">Just out of curiosity, the contents of the sslkeylog file looked something like this:</w:t>
+      </w:r>
+      <w:r>
+        <w:rPr>
+          <w:highlight w:val="none"/>
+          <w:lang w:val="en-US"/>
+        </w:rPr>
+      </w:r>
+      <w:r>
+        <w:rPr>
+          <w:highlight w:val="none"/>
+          <w:lang w:val="en-US"/>
+        </w:rPr>
+      </w:r>
+    </w:p>
+    <w:p>
+      <w:pPr>
+        <w:pBdr/>
+        <w:spacing/>
+        <w:ind/>
+        <w:jc w:val="center"/>
+        <w:rPr>
+          <w:highlight w:val="none"/>
+          <w:lang w:val="en-US"/>
+        </w:rPr>
+      </w:pPr>
+      <w:r>
+        <w:rPr>
+          <w:highlight w:val="none"/>
+          <w:lang w:val="en-US" w:bidi="en-US"/>
+        </w:rPr>
+      </w:r>
+      <w:r>
+        <mc:AlternateContent>
+          <mc:Choice Requires="wpg">
+            <w:drawing>
+              <wp:inline xmlns:wp="http://schemas.openxmlformats.org/drawingml/2006/wordprocessingDrawing" distT="0" distB="0" distL="0" distR="0">
+                <wp:extent cx="5260532" cy="2090465"/>
+                <wp:effectExtent l="0" t="0" r="0" b="0"/>
+                <wp:docPr id="6" name=""/>
+                <wp:cNvGraphicFramePr>
+                  <a:graphicFrameLocks xmlns:a="http://schemas.openxmlformats.org/drawingml/2006/main" noChangeAspect="1"/>
+                </wp:cNvGraphicFramePr>
+                <a:graphic xmlns:a="http://schemas.openxmlformats.org/drawingml/2006/main">
+                  <a:graphicData uri="http://schemas.openxmlformats.org/drawingml/2006/picture">
+                    <pic:pic xmlns:pic="http://schemas.openxmlformats.org/drawingml/2006/picture">
+                      <pic:nvPicPr>
+                        <pic:cNvPr id="452062567" name=""/>
+                        <pic:cNvPicPr>
+                          <a:picLocks noChangeAspect="1"/>
+                        </pic:cNvPicPr>
+                        <pic:nvPr/>
+                      </pic:nvPicPr>
+                      <pic:blipFill rotWithShape="1">
+                        <a:blip r:embed="rId15"/>
+                        <a:stretch/>
+                      </pic:blipFill>
+                      <pic:spPr bwMode="auto">
+                        <a:xfrm flipH="0" flipV="0">
+                          <a:off x="0" y="0"/>
+                          <a:ext cx="5260532" cy="2090464"/>
+                        </a:xfrm>
+                        <a:prstGeom prst="rect">
+                          <a:avLst/>
+                        </a:prstGeom>
+                      </pic:spPr>
+                    </pic:pic>
+                  </a:graphicData>
+                </a:graphic>
+              </wp:inline>
+            </w:drawing>
+          </mc:Choice>
+          <mc:Fallback>
+            <w:pict>
+              <v:shapetype id="_x0000_t75" coordsize="21600,21600" o:spt="75" o:preferrelative="t" path="m@4@5l@4@11@9@11@9@5xe" filled="f" stroked="f">
+                <v:stroke joinstyle="miter"/>
+                <v:formulas>
+                  <v:f eqn="if lineDrawn pixelLineWidth 0"/>
+                  <v:f eqn="sum @0 1 0"/>
+                  <v:f eqn="sum 0 0 @1"/>
+                  <v:f eqn="prod @2 1 2"/>
+                  <v:f eqn="prod @3 21600 pixelWidth"/>
+                  <v:f eqn="prod @3 21600 pixelHeight"/>
+                  <v:f eqn="sum @0 0 1"/>
+                  <v:f eqn="prod @6 1 2"/>
+                  <v:f eqn="prod @7 21600 pixelWidth"/>
+                  <v:f eqn="sum @8 21600 0"/>
+                  <v:f eqn="prod @7 21600 pixelHeight"/>
+                  <v:f eqn="sum @10 21600 0"/>
+                </v:formulas>
+                <v:path o:extrusionok="f" gradientshapeok="t" o:connecttype="rect"/>
+                <o:lock v:ext="edit" aspectratio="t"/>
+              </v:shapetype>
+              <v:shape id="_x0000_i5" o:spid="_x0000_s5" type="#_x0000_t75" style="width:414.22pt;height:164.60pt;mso-wrap-distance-left:0.00pt;mso-wrap-distance-top:0.00pt;mso-wrap-distance-right:0.00pt;mso-wrap-distance-bottom:0.00pt;z-index:1;" stroked="false">
+                <v:imagedata r:id="rId15" o:title=""/>
+                <o:lock v:ext="edit" rotation="t"/>
+              </v:shape>
+            </w:pict>
+          </mc:Fallback>
+        </mc:AlternateContent>
+      </w:r>
+      <w:r>
+        <w:rPr>
+          <w:highlight w:val="none"/>
+          <w:lang w:val="en-US" w:bidi="en-US"/>
+        </w:rPr>
+      </w:r>
+      <w:r>
+        <w:rPr>
+          <w:highlight w:val="none"/>
+          <w:lang w:val="en-US" w:bidi="en-US"/>
+        </w:rPr>
+      </w:r>
+      <w:r>
+        <w:rPr>
+          <w:highlight w:val="none"/>
+          <w:lang w:val="en-US"/>
+        </w:rPr>
+      </w:r>
+    </w:p>
+    <w:p>
+      <w:pPr>
+        <w:pBdr/>
+        <w:spacing/>
+        <w:ind/>
+        <w:rPr>
+          <w:highlight w:val="none"/>
+          <w:lang w:val="en-US"/>
+        </w:rPr>
+      </w:pPr>
+      <w:r>
+        <w:rPr>
+          <w:highlight w:val="none"/>
+          <w:lang w:val="en-US"/>
+        </w:rPr>
+      </w:r>
+      <w:r>
+        <w:rPr>
+          <w:highlight w:val="none"/>
+          <w:lang w:val="en-US"/>
+        </w:rPr>
+      </w:r>
+      <w:r>
+        <w:rPr>
+          <w:highlight w:val="none"/>
+          <w:lang w:val="en-US"/>
+        </w:rPr>
+      </w:r>
+    </w:p>
+    <w:p>
+      <w:pPr>
+        <w:pBdr/>
+        <w:spacing/>
+        <w:ind/>
+        <w:rPr>
+          <w:highlight w:val="none"/>
+          <w:lang w:val="en-US"/>
+        </w:rPr>
+      </w:pPr>
+      <w:r>
+        <w:rPr>
+          <w:highlight w:val="none"/>
+          <w:lang w:val="en-US"/>
+        </w:rPr>
+      </w:r>
+      <w:r>
+        <w:rPr>
+          <w:highlight w:val="none"/>
+          <w:lang w:val="en-US"/>
+        </w:rPr>
+      </w:r>
+      <w:r>
+        <w:rPr>
+          <w:highlight w:val="none"/>
+          <w:lang w:val="en-US"/>
+        </w:rPr>
+      </w:r>
+    </w:p>
+    <w:p>
+      <w:pPr>
+        <w:pBdr/>
+        <w:spacing/>
+        <w:ind/>
+        <w:rPr>
+          <w:highlight w:val="none"/>
+          <w:lang w:val="en-US"/>
+        </w:rPr>
+      </w:pPr>
+      <w:r>
+        <w:rPr>
+          <w:highlight w:val="none"/>
+          <w:lang w:val="en-US"/>
+        </w:rPr>
+      </w:r>
+      <w:r>
+        <w:rPr>
+          <w:highlight w:val="none"/>
+          <w:lang w:val="en-US"/>
+        </w:rPr>
+      </w:r>
+      <w:r>
+        <w:rPr>
+          <w:highlight w:val="none"/>
+          <w:lang w:val="en-US"/>
+        </w:rPr>
+      </w:r>
+    </w:p>
+    <w:p>
+      <w:pPr>
+        <w:pBdr/>
+        <w:spacing/>
+        <w:ind/>
+        <w:rPr>
+          <w:highlight w:val="none"/>
+          <w:lang w:val="en-US"/>
+        </w:rPr>
+      </w:pPr>
+      <w:r>
+        <w:rPr>
+          <w:highlight w:val="none"/>
+          <w:lang w:val="en-US"/>
+        </w:rPr>
+      </w:r>
+      <w:r>
+        <w:rPr>
+          <w:highlight w:val="none"/>
+          <w:lang w:val="en-US"/>
+        </w:rPr>
+        <w:t xml:space="preserve">Once the key log file was configured properly in Wireshark, I filtered the capture for HTTP/3 traffic. </w:t>
+      </w:r>
+      <w:r>
+        <w:rPr>
+          <w:highlight w:val="none"/>
+          <w:lang w:val="en-US"/>
+        </w:rPr>
+      </w:r>
+      <w:r>
+        <w:rPr>
+          <w:highlight w:val="none"/>
+          <w:lang w:val="en-US"/>
+        </w:rPr>
+      </w:r>
+      <w:r>
+        <w:rPr>
+          <w:highlight w:val="none"/>
+          <w:lang w:val="en-US"/>
+        </w:rPr>
+      </w:r>
+      <w:r>
+        <w:rPr>
+          <w:highlight w:val="none"/>
+          <w:lang w:val="en-US"/>
+        </w:rPr>
+        <w:t xml:space="preserve">At this point, Wireshark was able to decrypt the QUIC traffic, meaning the HTTP/3 data could now be viewed in a readable form instead of only seeing encrypted QUIC packets.</w:t>
+      </w:r>
+      <w:r>
+        <w:rPr>
+          <w:highlight w:val="none"/>
+          <w:lang w:val="en-US"/>
+        </w:rPr>
+      </w:r>
+      <w:r>
+        <w:rPr>
+          <w:highlight w:val="none"/>
+          <w:lang w:val="en-US"/>
+        </w:rPr>
+      </w:r>
+      <w:r>
+        <w:rPr>
+          <w:highlight w:val="none"/>
+          <w:lang w:val="en-US"/>
+        </w:rPr>
+      </w:r>
+    </w:p>
+    <w:p>
+      <w:pPr>
+        <w:pBdr/>
+        <w:spacing/>
+        <w:ind/>
+        <w:rPr>
+          <w:highlight w:val="none"/>
+          <w:lang w:val="en-US"/>
+        </w:rPr>
+      </w:pPr>
+      <w:r>
+        <w:rPr>
+          <w:highlight w:val="none"/>
+          <w:lang w:val="en-US"/>
+        </w:rPr>
+      </w:r>
+      <w:r>
+        <w:rPr>
+          <w:highlight w:val="none"/>
+          <w:lang w:val="en-US"/>
+        </w:rPr>
+      </w:r>
+      <w:r>
+        <mc:AlternateContent>
+          <mc:Choice Requires="wpg">
+            <w:drawing>
+              <wp:inline xmlns:wp="http://schemas.openxmlformats.org/drawingml/2006/wordprocessingDrawing" distT="0" distB="0" distL="0" distR="0">
+                <wp:extent cx="6645910" cy="3225816"/>
+                <wp:effectExtent l="0" t="0" r="0" b="0"/>
+                <wp:docPr id="7" name=""/>
+                <wp:cNvGraphicFramePr>
+                  <a:graphicFrameLocks xmlns:a="http://schemas.openxmlformats.org/drawingml/2006/main" noChangeAspect="1"/>
+                </wp:cNvGraphicFramePr>
+                <a:graphic xmlns:a="http://schemas.openxmlformats.org/drawingml/2006/main">
+                  <a:graphicData uri="http://schemas.openxmlformats.org/drawingml/2006/picture">
+                    <pic:pic xmlns:pic="http://schemas.openxmlformats.org/drawingml/2006/picture">
+                      <pic:nvPicPr>
+                        <pic:cNvPr id="1380370452" name=""/>
+                        <pic:cNvPicPr>
+                          <a:picLocks noChangeAspect="1"/>
+                        </pic:cNvPicPr>
+                        <pic:nvPr/>
+                      </pic:nvPicPr>
+                      <pic:blipFill rotWithShape="1">
+                        <a:blip r:embed="rId16"/>
+                        <a:stretch/>
+                      </pic:blipFill>
+                      <pic:spPr bwMode="auto">
+                        <a:xfrm rot="0" flipH="0" flipV="0">
+                          <a:off x="0" y="0"/>
+                          <a:ext cx="6645909" cy="3225816"/>
+                        </a:xfrm>
+                        <a:prstGeom prst="rect">
+                          <a:avLst/>
+                        </a:prstGeom>
+                      </pic:spPr>
+                    </pic:pic>
+                  </a:graphicData>
+                </a:graphic>
+              </wp:inline>
+            </w:drawing>
+          </mc:Choice>
+          <mc:Fallback>
+            <w:pict>
+              <v:shapetype id="_x0000_t75" coordsize="21600,21600" o:spt="75" o:preferrelative="t" path="m@4@5l@4@11@9@11@9@5xe" filled="f" stroked="f">
+                <v:stroke joinstyle="miter"/>
+                <v:formulas>
+                  <v:f eqn="if lineDrawn pixelLineWidth 0"/>
+                  <v:f eqn="sum @0 1 0"/>
+                  <v:f eqn="sum 0 0 @1"/>
+                  <v:f eqn="prod @2 1 2"/>
+                  <v:f eqn="prod @3 21600 pixelWidth"/>
+                  <v:f eqn="prod @3 21600 pixelHeight"/>
+                  <v:f eqn="sum @0 0 1"/>
+                  <v:f eqn="prod @6 1 2"/>
+                  <v:f eqn="prod @7 21600 pixelWidth"/>
+                  <v:f eqn="sum @8 21600 0"/>
+                  <v:f eqn="prod @7 21600 pixelHeight"/>
+                  <v:f eqn="sum @10 21600 0"/>
+                </v:formulas>
+                <v:path o:extrusionok="f" gradientshapeok="t" o:connecttype="rect"/>
+                <o:lock v:ext="edit" aspectratio="t"/>
+              </v:shapetype>
+              <v:shape id="_x0000_i6" o:spid="_x0000_s6" type="#_x0000_t75" style="width:523.30pt;height:254.00pt;mso-wrap-distance-left:0.00pt;mso-wrap-distance-top:0.00pt;mso-wrap-distance-right:0.00pt;mso-wrap-distance-bottom:0.00pt;rotation:0;z-index:1;" stroked="false">
+                <v:imagedata r:id="rId16" o:title=""/>
+                <o:lock v:ext="edit" rotation="t"/>
+              </v:shape>
+            </w:pict>
+          </mc:Fallback>
+        </mc:AlternateContent>
+      </w:r>
+      <w:r/>
+      <w:r>
+        <w:rPr>
+          <w:highlight w:val="none"/>
+          <w:lang w:val="en-US"/>
+        </w:rPr>
+      </w:r>
+      <w:r>
+        <w:rPr>
+          <w:highlight w:val="none"/>
+          <w:lang w:val="en-US"/>
+        </w:rPr>
+      </w:r>
+    </w:p>
+    <w:p>
+      <w:pPr>
+        <w:pBdr/>
+        <w:spacing/>
+        <w:ind/>
+        <w:rPr>
+          <w:highlight w:val="none"/>
+          <w:lang w:val="en-US"/>
+        </w:rPr>
+      </w:pPr>
+      <w:r>
+        <w:rPr>
+          <w:highlight w:val="none"/>
+          <w:lang w:val="en-US"/>
+        </w:rPr>
+      </w:r>
+      <w:r>
+        <w:rPr>
+          <w:highlight w:val="none"/>
+          <w:lang w:val="en-US"/>
+        </w:rPr>
+      </w:r>
+      <w:r>
+        <w:rPr>
+          <w:highlight w:val="none"/>
+          <w:lang w:val="en-US"/>
+        </w:rPr>
+      </w:r>
+    </w:p>
+    <w:p>
+      <w:pPr>
+        <w:pBdr/>
+        <w:spacing/>
+        <w:ind/>
+        <w:rPr>
+          <w:highlight w:val="none"/>
+          <w:lang w:val="en-US"/>
+        </w:rPr>
+      </w:pPr>
+      <w:r>
+        <w:rPr>
+          <w:highlight w:val="none"/>
+          <w:lang w:val="en-US"/>
+        </w:rPr>
+      </w:r>
+      <w:r>
+        <w:rPr>
+          <w:highlight w:val="none"/>
+          <w:lang w:val="en-US"/>
+        </w:rPr>
+      </w:r>
+      <w:r>
+        <w:rPr>
+          <w:highlight w:val="none"/>
+          <w:lang w:val="en-US"/>
+        </w:rPr>
+      </w:r>
+    </w:p>
+    <w:p>
+      <w:pPr>
+        <w:pBdr/>
+        <w:spacing/>
+        <w:ind/>
+        <w:rPr>
+          <w:highlight w:val="none"/>
+          <w:lang w:val="en-US"/>
+        </w:rPr>
+      </w:pPr>
+      <w:r>
+        <w:rPr>
+          <w:highlight w:val="none"/>
+          <w:lang w:val="en-US"/>
+        </w:rPr>
+      </w:r>
+      <w:r>
+        <w:rPr>
+          <w:highlight w:val="none"/>
+          <w:lang w:val="en-US"/>
+        </w:rPr>
+      </w:r>
+      <w:r>
+        <w:rPr>
+          <w:highlight w:val="none"/>
+          <w:lang w:val="en-US"/>
+        </w:rPr>
+      </w:r>
+    </w:p>
+    <w:p>
+      <w:pPr>
+        <w:pBdr/>
+        <w:spacing/>
+        <w:ind/>
+        <w:rPr>
+          <w:highlight w:val="none"/>
+          <w:lang w:val="en-US"/>
+        </w:rPr>
+      </w:pPr>
+      <w:r>
+        <w:rPr>
+          <w:highlight w:val="none"/>
+          <w:lang w:val="en-US"/>
+        </w:rPr>
+      </w:r>
+      <w:r>
+        <w:rPr>
+          <w:highlight w:val="none"/>
+          <w:lang w:val="en-US"/>
+        </w:rPr>
+      </w:r>
+      <w:r>
+        <w:rPr>
+          <w:highlight w:val="none"/>
+          <w:lang w:val="en-US"/>
+        </w:rPr>
+      </w:r>
+    </w:p>
+    <w:p>
+      <w:pPr>
+        <w:pBdr/>
+        <w:spacing/>
+        <w:ind/>
+        <w:rPr>
+          <w:highlight w:val="none"/>
+          <w:lang w:val="en-US"/>
+        </w:rPr>
+      </w:pPr>
+      <w:r>
+        <w:rPr>
+          <w:highlight w:val="none"/>
+          <w:lang w:val="en-US"/>
+        </w:rPr>
+      </w:r>
+      <w:r>
+        <w:rPr>
+          <w:highlight w:val="none"/>
+          <w:lang w:val="en-US"/>
+        </w:rPr>
+      </w:r>
+      <w:r>
+        <w:rPr>
+          <w:highlight w:val="none"/>
+          <w:lang w:val="en-US"/>
+        </w:rPr>
+      </w:r>
+    </w:p>
+    <w:p>
+      <w:pPr>
+        <w:pBdr/>
+        <w:spacing/>
+        <w:ind/>
+        <w:rPr>
+          <w:highlight w:val="none"/>
+          <w:lang w:val="en-US"/>
+        </w:rPr>
+      </w:pPr>
+      <w:r>
+        <w:rPr>
+          <w:highlight w:val="none"/>
+          <w:lang w:val="en-US" w:bidi="en-US"/>
+        </w:rPr>
+      </w:r>
+      <w:r>
+        <w:rPr>
+          <w:highlight w:val="none"/>
+          <w:lang w:val="en-US" w:bidi="en-US"/>
+        </w:rPr>
+      </w:r>
+      <w:r>
+        <w:rPr>
+          <w:highlight w:val="none"/>
+          <w:lang w:val="en-US"/>
+        </w:rPr>
+      </w:r>
     </w:p>
     <w:sectPr>
       <w:footnotePr/>
@@ -5453,11 +8270,161 @@
       <w:suff w:val="tab"/>
     </w:lvl>
   </w:abstractNum>
+  <w:abstractNum w:abstractNumId="2">
+    <w:nsid w:val="4FD8FE2D"/>
+    <w:lvl w:ilvl="0">
+      <w:isLgl w:val="false"/>
+      <w:lvlJc w:val="left"/>
+      <w:lvlText w:val="–"/>
+      <w:numFmt w:val="bullet"/>
+      <w:pPr>
+        <w:pBdr/>
+        <w:spacing/>
+        <w:ind w:hanging="360" w:left="709"/>
+      </w:pPr>
+      <w:rPr>
+        <w:rFonts w:hint="default" w:ascii="Arial" w:hAnsi="Arial" w:eastAsia="Arial" w:cs="Arial"/>
+      </w:rPr>
+      <w:start w:val="1"/>
+      <w:suff w:val="tab"/>
+    </w:lvl>
+    <w:lvl w:ilvl="1">
+      <w:isLgl w:val="false"/>
+      <w:lvlJc w:val="left"/>
+      <w:lvlText w:val="o"/>
+      <w:numFmt w:val="bullet"/>
+      <w:pPr>
+        <w:pBdr/>
+        <w:spacing/>
+        <w:ind w:hanging="360" w:left="1429"/>
+      </w:pPr>
+      <w:rPr>
+        <w:rFonts w:hint="default" w:ascii="Courier New" w:hAnsi="Courier New" w:eastAsia="Courier New" w:cs="Courier New"/>
+      </w:rPr>
+      <w:start w:val="1"/>
+      <w:suff w:val="tab"/>
+    </w:lvl>
+    <w:lvl w:ilvl="2">
+      <w:isLgl w:val="false"/>
+      <w:lvlJc w:val="left"/>
+      <w:lvlText w:val="§"/>
+      <w:numFmt w:val="bullet"/>
+      <w:pPr>
+        <w:pBdr/>
+        <w:spacing/>
+        <w:ind w:hanging="360" w:left="2149"/>
+      </w:pPr>
+      <w:rPr>
+        <w:rFonts w:hint="default" w:ascii="Wingdings" w:hAnsi="Wingdings" w:eastAsia="Wingdings" w:cs="Wingdings"/>
+      </w:rPr>
+      <w:start w:val="1"/>
+      <w:suff w:val="tab"/>
+    </w:lvl>
+    <w:lvl w:ilvl="3">
+      <w:isLgl w:val="false"/>
+      <w:lvlJc w:val="left"/>
+      <w:lvlText w:val="·"/>
+      <w:numFmt w:val="bullet"/>
+      <w:pPr>
+        <w:pBdr/>
+        <w:spacing/>
+        <w:ind w:hanging="360" w:left="2869"/>
+      </w:pPr>
+      <w:rPr>
+        <w:rFonts w:hint="default" w:ascii="Symbol" w:hAnsi="Symbol" w:eastAsia="Symbol" w:cs="Symbol"/>
+      </w:rPr>
+      <w:start w:val="1"/>
+      <w:suff w:val="tab"/>
+    </w:lvl>
+    <w:lvl w:ilvl="4">
+      <w:isLgl w:val="false"/>
+      <w:lvlJc w:val="left"/>
+      <w:lvlText w:val="o"/>
+      <w:numFmt w:val="bullet"/>
+      <w:pPr>
+        <w:pBdr/>
+        <w:spacing/>
+        <w:ind w:hanging="360" w:left="3589"/>
+      </w:pPr>
+      <w:rPr>
+        <w:rFonts w:hint="default" w:ascii="Courier New" w:hAnsi="Courier New" w:eastAsia="Courier New" w:cs="Courier New"/>
+      </w:rPr>
+      <w:start w:val="1"/>
+      <w:suff w:val="tab"/>
+    </w:lvl>
+    <w:lvl w:ilvl="5">
+      <w:isLgl w:val="false"/>
+      <w:lvlJc w:val="left"/>
+      <w:lvlText w:val="§"/>
+      <w:numFmt w:val="bullet"/>
+      <w:pPr>
+        <w:pBdr/>
+        <w:spacing/>
+        <w:ind w:hanging="360" w:left="4309"/>
+      </w:pPr>
+      <w:rPr>
+        <w:rFonts w:hint="default" w:ascii="Wingdings" w:hAnsi="Wingdings" w:eastAsia="Wingdings" w:cs="Wingdings"/>
+      </w:rPr>
+      <w:start w:val="1"/>
+      <w:suff w:val="tab"/>
+    </w:lvl>
+    <w:lvl w:ilvl="6">
+      <w:isLgl w:val="false"/>
+      <w:lvlJc w:val="left"/>
+      <w:lvlText w:val="·"/>
+      <w:numFmt w:val="bullet"/>
+      <w:pPr>
+        <w:pBdr/>
+        <w:spacing/>
+        <w:ind w:hanging="360" w:left="5029"/>
+      </w:pPr>
+      <w:rPr>
+        <w:rFonts w:hint="default" w:ascii="Symbol" w:hAnsi="Symbol" w:eastAsia="Symbol" w:cs="Symbol"/>
+      </w:rPr>
+      <w:start w:val="1"/>
+      <w:suff w:val="tab"/>
+    </w:lvl>
+    <w:lvl w:ilvl="7">
+      <w:isLgl w:val="false"/>
+      <w:lvlJc w:val="left"/>
+      <w:lvlText w:val="o"/>
+      <w:numFmt w:val="bullet"/>
+      <w:pPr>
+        <w:pBdr/>
+        <w:spacing/>
+        <w:ind w:hanging="360" w:left="5749"/>
+      </w:pPr>
+      <w:rPr>
+        <w:rFonts w:hint="default" w:ascii="Courier New" w:hAnsi="Courier New" w:eastAsia="Courier New" w:cs="Courier New"/>
+      </w:rPr>
+      <w:start w:val="1"/>
+      <w:suff w:val="tab"/>
+    </w:lvl>
+    <w:lvl w:ilvl="8">
+      <w:isLgl w:val="false"/>
+      <w:lvlJc w:val="left"/>
+      <w:lvlText w:val="§"/>
+      <w:numFmt w:val="bullet"/>
+      <w:pPr>
+        <w:pBdr/>
+        <w:spacing/>
+        <w:ind w:hanging="360" w:left="6469"/>
+      </w:pPr>
+      <w:rPr>
+        <w:rFonts w:hint="default" w:ascii="Wingdings" w:hAnsi="Wingdings" w:eastAsia="Wingdings" w:cs="Wingdings"/>
+      </w:rPr>
+      <w:start w:val="1"/>
+      <w:suff w:val="tab"/>
+    </w:lvl>
+  </w:abstractNum>
   <w:num w:numId="1">
     <w:abstractNumId w:val="0"/>
   </w:num>
   <w:num w:numId="2">
     <w:abstractNumId w:val="1"/>
+  </w:num>
+  <w:num w:numId="3">
+    <w:abstractNumId w:val="2"/>
   </w:num>
 </w:numbering>
 </file>
